--- a/tests/corpus_v2/docs/cx_cession_0015.docx
+++ b/tests/corpus_v2/docs/cx_cession_0015.docx
@@ -21,19 +21,25 @@
         <w:rPr>
           <w:b/>
         </w:rPr>
-        <w:t xml:space="preserve">№ 53/2025-С</w:t>
-      </w:r>
-    </w:p>
-    <w:p/>
-    <w:p>
-      <w:r>
-        <w:t xml:space="preserve">г. Казань</w:t>
+        <w:t xml:space="preserve">№ </w:t>
+      </w:r>
+      <w:r>
+        <w:rPr>
+          <w:b/>
+        </w:rPr>
+        <w:t xml:space="preserve">36633/747-сс</w:t>
+      </w:r>
+    </w:p>
+    <w:p/>
+    <w:p>
+      <w:r>
+        <w:t xml:space="preserve">г. Новосибирск</w:t>
       </w:r>
       <w:r>
         <w:t xml:space="preserve">     </w:t>
       </w:r>
       <w:r>
-        <w:t xml:space="preserve">«04» января 2025 г.</w:t>
+        <w:t xml:space="preserve">«08» февраля 2023 г.</w:t>
       </w:r>
     </w:p>
     <w:p/>
@@ -108,10 +114,10 @@
         <w:t xml:space="preserve">, именуемая в дальнейшем «Цессионарий»</w:t>
       </w:r>
       <w:r>
-        <w:t xml:space="preserve">, с другой стороны, совместно именуемые «Стороны», заключили настоящий </w:t>
-      </w:r>
-      <w:r>
-        <w:t xml:space="preserve">Договор № 75/2023-П</w:t>
+        <w:t xml:space="preserve">, с другой стороны, совместно именуемые «Стороны», заключили настоящий Договор № </w:t>
+      </w:r>
+      <w:r>
+        <w:t xml:space="preserve">84Ф-76468/13-043Д</w:t>
       </w:r>
       <w:r>
         <w:t xml:space="preserve"> (далее — Договор) о нижеследующем:</w:t>
@@ -150,7 +156,7 @@
         <w:t xml:space="preserve">Уступка права требования является возмездной. Цена уступаемого права: </w:t>
       </w:r>
       <w:r>
-        <w:t xml:space="preserve">Тридцать восемь миллионов семьсот восемьдесят восемь тысяч семьсот восемьдесят семь рублей 00 копеек</w:t>
+        <w:t xml:space="preserve">цена Контракта составляет ______ рублей ______ копеек</w:t>
       </w:r>
       <w:r>
         <w:t xml:space="preserve">.</w:t>
@@ -178,7 +184,13 @@
         <w:t xml:space="preserve">2.1. Общая цена Договора: </w:t>
       </w:r>
       <w:r>
-        <w:t xml:space="preserve">200 000 ₽</w:t>
+        <w:t xml:space="preserve">310 000,89 (Триста десять тысяч) ₽</w:t>
+      </w:r>
+      <w:r>
+        <w:t xml:space="preserve">, </w:t>
+      </w:r>
+      <w:r>
+        <w:t xml:space="preserve">Без НДС</w:t>
       </w:r>
       <w:r>
         <w:t xml:space="preserve">.</w:t>
@@ -189,7 +201,7 @@
         <w:t xml:space="preserve">2.2. Налог: </w:t>
       </w:r>
       <w:r>
-        <w:t xml:space="preserve">НДС 22%</w:t>
+        <w:t xml:space="preserve">1/130 ключевой ставки ЦБ РФ годовых</w:t>
       </w:r>
       <w:r>
         <w:t xml:space="preserve">.</w:t>
@@ -200,7 +212,7 @@
         <w:t xml:space="preserve">2.3. Срок оплаты — </w:t>
       </w:r>
       <w:r>
-        <w:t xml:space="preserve">не позднее 14.08.2025</w:t>
+        <w:t xml:space="preserve">в течение 24 месяцев со дня предъявления требования</w:t>
       </w:r>
       <w:r>
         <w:t xml:space="preserve">.</w:t>
@@ -231,7 +243,7 @@
         <w:t xml:space="preserve">, артикул </w:t>
       </w:r>
       <w:r>
-        <w:t xml:space="preserve">RM-1984-26</w:t>
+        <w:t xml:space="preserve">RM-8930-27</w:t>
       </w:r>
       <w:r>
         <w:t xml:space="preserve">, код </w:t>
@@ -291,7 +303,7 @@
         <w:t xml:space="preserve">. Цена — </w:t>
       </w:r>
       <w:r>
-        <w:t xml:space="preserve">15 000 RUB</w:t>
+        <w:t xml:space="preserve">цена Контракта составляет ______ рублей ______ копеек</w:t>
       </w:r>
       <w:r>
         <w:t xml:space="preserve">.</w:t>
@@ -311,7 +323,7 @@
         <w:t xml:space="preserve">3.1. Место исполнения обязательств: </w:t>
       </w:r>
       <w:r>
-        <w:t xml:space="preserve">141400, г. Химки, бул. Кирова, д. 49, кв. 25</w:t>
+        <w:t xml:space="preserve">101000, г. Москва, бул. Ленинградская, д. 17, кв. 75</w:t>
       </w:r>
       <w:r>
         <w:t xml:space="preserve">.</w:t>
@@ -328,7 +340,7 @@
         <w:t xml:space="preserve"> по телефону </w:t>
       </w:r>
       <w:r>
-        <w:t xml:space="preserve">+7 (499) 591-34-84</w:t>
+        <w:t xml:space="preserve">+7 (499) 534-58-22</w:t>
       </w:r>
       <w:r>
         <w:t xml:space="preserve">.</w:t>
@@ -339,7 +351,7 @@
         <w:t xml:space="preserve">3.3. Срок исполнения обязательств — </w:t>
       </w:r>
       <w:r>
-        <w:t xml:space="preserve">не более 24 месяцев с момента заключения кредитного договора</w:t>
+        <w:t xml:space="preserve">в течение десяти рабочих дней с даты подписания Сторонами акта сдачи-приемки оказанных услуг</w:t>
       </w:r>
       <w:r>
         <w:t xml:space="preserve">.</w:t>
@@ -370,13 +382,13 @@
         <w:t xml:space="preserve">Размер неустойки за нарушение сроков оплаты: </w:t>
       </w:r>
       <w:r>
-        <w:t xml:space="preserve">15 (пятнадцать) процентов</w:t>
+        <w:t xml:space="preserve">0,5 процента годовых</w:t>
       </w:r>
       <w:r>
         <w:t xml:space="preserve">. Предельный размер ответственности: </w:t>
       </w:r>
       <w:r>
-        <w:t xml:space="preserve">0,01 (одной сотой) % от цены Договора</w:t>
+        <w:t xml:space="preserve">1/300 ключевой ставки ЦБ РФ от цены Договора</w:t>
       </w:r>
       <w:r>
         <w:t xml:space="preserve">.</w:t>
@@ -398,7 +410,7 @@
         <w:t xml:space="preserve">Сторона, для которой создалась невозможность исполнения, обязана уведомить другую Сторону. Срок уведомления — </w:t>
       </w:r>
       <w:r>
-        <w:t xml:space="preserve">в течение 5 банковских дней с даты подписания Сторонами акта сдачи-приемки оказанных услуг</w:t>
+        <w:t xml:space="preserve">в течение 45 (Сорока пяти) банковских дней с момента выставления счета</w:t>
       </w:r>
       <w:r>
         <w:t xml:space="preserve">.</w:t>
@@ -412,45 +424,73 @@
         <w:t xml:space="preserve">Все споры и разногласия решаются путём переговоров. Претензионный порядок обязателен, срок ответа на претензию — </w:t>
       </w:r>
       <w:r>
-        <w:t xml:space="preserve">в течение 10 рабочих дней с момента выставления счета</w:t>
-      </w:r>
-      <w:r>
-        <w:t xml:space="preserve">.</w:t>
-      </w:r>
-    </w:p>
-    <w:p/>
-    <w:p/>
-    <w:p/>
-    <w:p>
-      <w:r>
-        <w:rPr>
-          <w:b/>
-        </w:rPr>
-        <w:t xml:space="preserve">11. УСЛОВИЯ, ОФОРМЛЕННЫЕ СРЕДСТВАМИ РЕДАКТОРА</w:t>
-      </w:r>
-    </w:p>
-    <w:p>
-      <w:r>
-        <w:t xml:space="preserve">11.1. Прежняя редакция пункта: </w:t>
-      </w:r>
-      <w:del w:id="1" w:author="Юрист" w:date="2024-01-01T00:00:00Z">
-        <w:r>
-          <w:delText xml:space="preserve">1 234 567 (Один миллион двести тридцать четыре тысячи пятьсот шестьдесят семь) рублей 13 копеек</w:delText>
-        </w:r>
-      </w:del>
-      <w:r>
-        <w:t xml:space="preserve">утратила силу.</w:t>
-      </w:r>
-    </w:p>
-    <w:p>
-      <w:r>
-        <w:rPr>
-          <w:b/>
-        </w:rPr>
-        <w:t xml:space="preserve">РЕКВИЗИТЫ И ПОДПИСИ СТОРОН</w:t>
-      </w:r>
-    </w:p>
-    <w:p/>
+        <w:t xml:space="preserve">не позднее 07.10.2025</w:t>
+      </w:r>
+      <w:r>
+        <w:t xml:space="preserve">.</w:t>
+      </w:r>
+    </w:p>
+    <w:p/>
+    <w:p/>
+    <w:p/>
+    <w:p>
+      <w:r>
+        <w:rPr>
+          <w:b/>
+        </w:rPr>
+        <w:t xml:space="preserve">9. КОНТРОЛЬНЫЕ ВЕЛИЧИНЫ</w:t>
+      </w:r>
+    </w:p>
+    <w:p>
+      <w:r>
+        <w:t xml:space="preserve">9.1. Контрольная запись: </w:t>
+      </w:r>
+      <w:r>
+        <w:rPr>
+          <w:b/>
+        </w:rPr>
+        <w:t xml:space="preserve">в течение 3</w:t>
+      </w:r>
+      <w:r>
+        <w:t xml:space="preserve">6 (Тридцати шести) месяцев с момента подписания акта</w:t>
+      </w:r>
+      <w:r>
+        <w:t xml:space="preserve">.</w:t>
+      </w:r>
+    </w:p>
+    <w:p>
+      <w:r>
+        <w:t xml:space="preserve">9.2. Контрольная запись: </w:t>
+      </w:r>
+      <w:r>
+        <w:t xml:space="preserve">4/23</w:t>
+      </w:r>
+      <w:r>
+        <w:t xml:space="preserve">.</w:t>
+      </w:r>
+    </w:p>
+    <w:p>
+      <w:r>
+        <w:t xml:space="preserve">9.3. Контрольная запись: </w:t>
+      </w:r>
+      <w:r>
+        <w:rPr>
+          <w:b/>
+        </w:rPr>
+        <w:t xml:space="preserve">1 9</w:t>
+      </w:r>
+      <w:r>
+        <w:t xml:space="preserve">10 000 руб. 50 копеек</w:t>
+      </w:r>
+      <w:r>
+        <w:t xml:space="preserve">.</w:t>
+      </w:r>
+    </w:p>
+    <w:p>
+      <w:r>
+        <w:t xml:space="preserve">9.4. Контрольная запись (таблица):</w:t>
+      </w:r>
+    </w:p>
     <w:tbl>
       <w:tblPr>
         <w:tblW w:w="9360" w:type="dxa"/>
@@ -474,87 +514,7 @@
           </w:tcPr>
           <w:p>
             <w:r>
-              <w:rPr>
-                <w:b/>
-              </w:rPr>
-              <w:t xml:space="preserve">Цедент:</w:t>
-            </w:r>
-          </w:p>
-          <w:p>
-            <w:r>
-              <w:t xml:space="preserve">Лебедев Дмитрий Иванович</w:t>
-            </w:r>
-          </w:p>
-          <w:p>
-            <w:r>
-              <w:t xml:space="preserve">Дата рождения: </w:t>
-            </w:r>
-            <w:r>
-              <w:t xml:space="preserve">06.10.1969</w:t>
-            </w:r>
-          </w:p>
-          <w:p>
-            <w:r>
-              <w:t xml:space="preserve">Адрес регистрации: </w:t>
-            </w:r>
-            <w:r>
-              <w:t xml:space="preserve">420111, г. Казань, просп. Октябрьская, д. 42, кв. 179</w:t>
-            </w:r>
-          </w:p>
-          <w:p>
-            <w:r>
-              <w:t xml:space="preserve">Паспорт </w:t>
-            </w:r>
-            <w:r>
-              <w:t xml:space="preserve">48 18 347197</w:t>
-            </w:r>
-            <w:r>
-              <w:t xml:space="preserve">, выдан ГУ МВД России по г. Москве 06.04.2003</w:t>
-            </w:r>
-            <w:r>
-              <w:t xml:space="preserve">, код подразделения </w:t>
-            </w:r>
-            <w:r>
-              <w:t xml:space="preserve">539-796</w:t>
-            </w:r>
-          </w:p>
-          <w:p>
-            <w:r>
-              <w:t xml:space="preserve">СНИЛС </w:t>
-            </w:r>
-            <w:r>
-              <w:t xml:space="preserve">710-392-382 68</w:t>
-            </w:r>
-            <w:r>
-              <w:t xml:space="preserve"> ИНН </w:t>
-            </w:r>
-            <w:r>
-              <w:t xml:space="preserve">699278746916</w:t>
-            </w:r>
-          </w:p>
-          <w:p>
-            <w:r>
-              <w:t xml:space="preserve">Тел.: </w:t>
-            </w:r>
-            <w:r>
-              <w:t xml:space="preserve">+7 (499) 371-12-99</w:t>
-            </w:r>
-          </w:p>
-          <w:p>
-            <w:r>
-              <w:t xml:space="preserve">E-mail: </w:t>
-            </w:r>
-            <w:r>
-              <w:t xml:space="preserve">lebedev@inbox.ru</w:t>
-            </w:r>
-          </w:p>
-          <w:p/>
-          <w:p>
-            <w:r>
-              <w:t xml:space="preserve">______________ </w:t>
-            </w:r>
-            <w:r>
-              <w:t xml:space="preserve">Лебедев Д. И.</w:t>
+              <w:t xml:space="preserve">1/1</w:t>
             </w:r>
           </w:p>
         </w:tc>
@@ -564,6 +524,157 @@
           </w:tcPr>
           <w:p>
             <w:r>
+              <w:t xml:space="preserve">50 ключевой ставки ЦБ РФ от стоимости неоплаченных работ</w:t>
+            </w:r>
+          </w:p>
+        </w:tc>
+      </w:tr>
+    </w:tbl>
+    <w:p/>
+    <w:p/>
+    <w:p>
+      <w:r>
+        <w:rPr>
+          <w:b/>
+        </w:rPr>
+        <w:t xml:space="preserve">11. УСЛОВИЯ, ОФОРМЛЕННЫЕ СРЕДСТВАМИ РЕДАКТОРА</w:t>
+      </w:r>
+    </w:p>
+    <w:p>
+      <w:r>
+        <w:t xml:space="preserve">11.1. Прежняя редакция пункта: </w:t>
+      </w:r>
+      <w:del w:id="1" w:author="Юрист" w:date="2024-01-01T00:00:00Z">
+        <w:r>
+          <w:delText xml:space="preserve">1 234 567 (Один миллион двести тридцать четыре тысячи пятьсот шестьдесят семь) рублей 13 копеек</w:delText>
+        </w:r>
+      </w:del>
+      <w:r>
+        <w:t xml:space="preserve">утратила силу.</w:t>
+      </w:r>
+    </w:p>
+    <w:p>
+      <w:r>
+        <w:rPr>
+          <w:b/>
+        </w:rPr>
+        <w:t xml:space="preserve">РЕКВИЗИТЫ И ПОДПИСИ СТОРОН</w:t>
+      </w:r>
+    </w:p>
+    <w:p/>
+    <w:tbl>
+      <w:tblPr>
+        <w:tblW w:w="9360" w:type="dxa"/>
+        <w:tblBorders>
+          <w:top w:val="single" w:sz="4" w:color="auto"/>
+          <w:left w:val="single" w:sz="4" w:color="auto"/>
+          <w:bottom w:val="single" w:sz="4" w:color="auto"/>
+          <w:right w:val="single" w:sz="4" w:color="auto"/>
+          <w:insideH w:val="single" w:sz="4" w:color="auto"/>
+          <w:insideV w:val="single" w:sz="4" w:color="auto"/>
+        </w:tblBorders>
+      </w:tblPr>
+      <w:tblGrid>
+        <w:gridCol w:w="4680"/>
+        <w:gridCol w:w="4680"/>
+      </w:tblGrid>
+      <w:tr>
+        <w:tc>
+          <w:tcPr>
+            <w:tcW w:w="4680" w:type="dxa"/>
+          </w:tcPr>
+          <w:p>
+            <w:r>
+              <w:rPr>
+                <w:b/>
+              </w:rPr>
+              <w:t xml:space="preserve">Цедент:</w:t>
+            </w:r>
+          </w:p>
+          <w:p>
+            <w:r>
+              <w:t xml:space="preserve">Лебедев Дмитрий Иванович</w:t>
+            </w:r>
+          </w:p>
+          <w:p>
+            <w:r>
+              <w:t xml:space="preserve">Дата рождения: </w:t>
+            </w:r>
+            <w:r>
+              <w:t xml:space="preserve">06.10.1969</w:t>
+            </w:r>
+          </w:p>
+          <w:p>
+            <w:r>
+              <w:t xml:space="preserve">Адрес регистрации: </w:t>
+            </w:r>
+            <w:r>
+              <w:t xml:space="preserve">420111, г. Казань, ул. Победы, д. 90, кв. 98</w:t>
+            </w:r>
+          </w:p>
+          <w:p>
+            <w:r>
+              <w:t xml:space="preserve">Паспорт </w:t>
+            </w:r>
+            <w:r>
+              <w:t xml:space="preserve">48 18 347197</w:t>
+            </w:r>
+            <w:r>
+              <w:t xml:space="preserve">, выдан ГУ МВД России по г. Москве 06.04.2003</w:t>
+            </w:r>
+            <w:r>
+              <w:t xml:space="preserve">, код подразделения </w:t>
+            </w:r>
+            <w:r>
+              <w:t xml:space="preserve">539-796</w:t>
+            </w:r>
+          </w:p>
+          <w:p>
+            <w:r>
+              <w:t xml:space="preserve">СНИЛС </w:t>
+            </w:r>
+            <w:r>
+              <w:t xml:space="preserve">710-392-382 68</w:t>
+            </w:r>
+            <w:r>
+              <w:t xml:space="preserve"> ИНН </w:t>
+            </w:r>
+            <w:r>
+              <w:t xml:space="preserve">699278746916</w:t>
+            </w:r>
+          </w:p>
+          <w:p>
+            <w:r>
+              <w:t xml:space="preserve">Тел.: </w:t>
+            </w:r>
+            <w:r>
+              <w:t xml:space="preserve">+7 (843) 152-71-86</w:t>
+            </w:r>
+          </w:p>
+          <w:p>
+            <w:r>
+              <w:t xml:space="preserve">E-mail: </w:t>
+            </w:r>
+            <w:r>
+              <w:t xml:space="preserve">lebedev@mail.ru</w:t>
+            </w:r>
+          </w:p>
+          <w:p/>
+          <w:p>
+            <w:r>
+              <w:t xml:space="preserve">______________ </w:t>
+            </w:r>
+            <w:r>
+              <w:t xml:space="preserve">Лебедев Д. И.</w:t>
+            </w:r>
+          </w:p>
+        </w:tc>
+        <w:tc>
+          <w:tcPr>
+            <w:tcW w:w="4680" w:type="dxa"/>
+          </w:tcPr>
+          <w:p>
+            <w:r>
               <w:rPr>
                 <w:b/>
               </w:rPr>
@@ -588,7 +699,7 @@
               <w:t xml:space="preserve">Адрес регистрации: </w:t>
             </w:r>
             <w:r>
-              <w:t xml:space="preserve">620014, г. Екатеринбург, бул. Советская, д. 77, кв. 32</w:t>
+              <w:t xml:space="preserve">141300, г. Сергиев Посад, бул. Тверская, д. 30, кв. 78</w:t>
             </w:r>
           </w:p>
           <w:p>
@@ -627,7 +738,7 @@
               <w:t xml:space="preserve">Тел.: </w:t>
             </w:r>
             <w:r>
-              <w:t xml:space="preserve">+7 (383) 603-39-48</w:t>
+              <w:t xml:space="preserve">+7 (383) 713-73-29</w:t>
             </w:r>
           </w:p>
           <w:p>
@@ -635,7 +746,7 @@
               <w:t xml:space="preserve">E-mail: </w:t>
             </w:r>
             <w:r>
-              <w:t xml:space="preserve">smirnova@bk.ru</w:t>
+              <w:t xml:space="preserve">smirnova@romashka.ru</w:t>
             </w:r>
           </w:p>
           <w:p/>
@@ -695,13 +806,13 @@
       <w:t xml:space="preserve">Исполнитель документа: </w:t>
     </w:r>
     <w:r>
-      <w:t xml:space="preserve">Лебедева А. Е.</w:t>
+      <w:t xml:space="preserve">Никитина А. П.</w:t>
     </w:r>
     <w:r>
       <w:t xml:space="preserve">, тел. </w:t>
     </w:r>
     <w:r>
-      <w:t xml:space="preserve">8(843)5111119</w:t>
+      <w:t xml:space="preserve">8(846)8697298</w:t>
     </w:r>
   </w:p>
 </w:ftr>
@@ -714,13 +825,13 @@
       <w:t xml:space="preserve">ИП Лебедев Д. И. · </w:t>
     </w:r>
     <w:r>
-      <w:t xml:space="preserve">+7 (383) 609-29-11</w:t>
+      <w:t xml:space="preserve">+7 (499) 434-93-41</w:t>
     </w:r>
     <w:r>
       <w:t xml:space="preserve"> · </w:t>
     </w:r>
     <w:r>
-      <w:t xml:space="preserve">lebedev@yandex.ru</w:t>
+      <w:t xml:space="preserve">lebedev@romashka.ru</w:t>
     </w:r>
   </w:p>
 </w:hdr>

--- a/tests/corpus_v2/docs/cx_cession_0015.docx
+++ b/tests/corpus_v2/docs/cx_cession_0015.docx
@@ -463,7 +463,13 @@
         <w:t xml:space="preserve">9.2. Контрольная запись: </w:t>
       </w:r>
       <w:r>
-        <w:t xml:space="preserve">4/23</w:t>
+        <w:rPr>
+          <w:b/>
+        </w:rPr>
+        <w:t xml:space="preserve">4/2</w:t>
+      </w:r>
+      <w:r>
+        <w:t xml:space="preserve">3</w:t>
       </w:r>
       <w:r>
         <w:t xml:space="preserve">.</w:t>

--- a/tests/corpus_v2/docs/cx_cession_0015.docx
+++ b/tests/corpus_v2/docs/cx_cession_0015.docx
@@ -117,7 +117,7 @@
         <w:t xml:space="preserve">, с другой стороны, совместно именуемые «Стороны», заключили настоящий Договор № </w:t>
       </w:r>
       <w:r>
-        <w:t xml:space="preserve">84Ф-76468/13-043Д</w:t>
+        <w:t xml:space="preserve">84/2025-П</w:t>
       </w:r>
       <w:r>
         <w:t xml:space="preserve"> (далее — Договор) о нижеследующем:</w:t>
@@ -184,7 +184,7 @@
         <w:t xml:space="preserve">2.1. Общая цена Договора: </w:t>
       </w:r>
       <w:r>
-        <w:t xml:space="preserve">310 000,89 (Триста десять тысяч) ₽</w:t>
+        <w:t xml:space="preserve">520 000,98 (Пятьсот двадцать тысяч) ₽</w:t>
       </w:r>
       <w:r>
         <w:t xml:space="preserve">, </w:t>
@@ -243,7 +243,7 @@
         <w:t xml:space="preserve">, артикул </w:t>
       </w:r>
       <w:r>
-        <w:t xml:space="preserve">RM-8930-27</w:t>
+        <w:t xml:space="preserve">RM-7881-71</w:t>
       </w:r>
       <w:r>
         <w:t xml:space="preserve">, код </w:t>
@@ -323,7 +323,7 @@
         <w:t xml:space="preserve">3.1. Место исполнения обязательств: </w:t>
       </w:r>
       <w:r>
-        <w:t xml:space="preserve">101000, г. Москва, бул. Ленинградская, д. 17, кв. 75</w:t>
+        <w:t xml:space="preserve">170100, г. Тверь, просп. Советская, д. 53, кв. 33</w:t>
       </w:r>
       <w:r>
         <w:t xml:space="preserve">.</w:t>
@@ -340,7 +340,7 @@
         <w:t xml:space="preserve"> по телефону </w:t>
       </w:r>
       <w:r>
-        <w:t xml:space="preserve">+7 (499) 534-58-22</w:t>
+        <w:t xml:space="preserve">+7 (812) 349-64-58</w:t>
       </w:r>
       <w:r>
         <w:t xml:space="preserve">.</w:t>
@@ -351,7 +351,7 @@
         <w:t xml:space="preserve">3.3. Срок исполнения обязательств — </w:t>
       </w:r>
       <w:r>
-        <w:t xml:space="preserve">в течение десяти рабочих дней с даты подписания Сторонами акта сдачи-приемки оказанных услуг</w:t>
+        <w:t xml:space="preserve">в течение пяти рабочих дней с даты подписания Сторонами акта сдачи-приемки оказанных услуг</w:t>
       </w:r>
       <w:r>
         <w:t xml:space="preserve">.</w:t>
@@ -410,7 +410,7 @@
         <w:t xml:space="preserve">Сторона, для которой создалась невозможность исполнения, обязана уведомить другую Сторону. Срок уведомления — </w:t>
       </w:r>
       <w:r>
-        <w:t xml:space="preserve">в течение 45 (Сорока пяти) банковских дней с момента выставления счета</w:t>
+        <w:t xml:space="preserve">в течение 10 (Десяти) банковских дней с момента выставления счета</w:t>
       </w:r>
       <w:r>
         <w:t xml:space="preserve">.</w:t>
@@ -424,7 +424,7 @@
         <w:t xml:space="preserve">Все споры и разногласия решаются путём переговоров. Претензионный порядок обязателен, срок ответа на претензию — </w:t>
       </w:r>
       <w:r>
-        <w:t xml:space="preserve">не позднее 07.10.2025</w:t>
+        <w:t xml:space="preserve">не позднее 16.04.2025</w:t>
       </w:r>
       <w:r>
         <w:t xml:space="preserve">.</w:t>
@@ -466,10 +466,10 @@
         <w:rPr>
           <w:b/>
         </w:rPr>
-        <w:t xml:space="preserve">4/2</w:t>
-      </w:r>
-      <w:r>
-        <w:t xml:space="preserve">3</w:t>
+        <w:t xml:space="preserve">91Ф-26</w:t>
+      </w:r>
+      <w:r>
+        <w:t xml:space="preserve">505/23-249Д</w:t>
       </w:r>
       <w:r>
         <w:t xml:space="preserve">.</w:t>
@@ -483,10 +483,10 @@
         <w:rPr>
           <w:b/>
         </w:rPr>
-        <w:t xml:space="preserve">1 9</w:t>
-      </w:r>
-      <w:r>
-        <w:t xml:space="preserve">10 000 руб. 50 копеек</w:t>
+        <w:t xml:space="preserve">9 7</w:t>
+      </w:r>
+      <w:r>
+        <w:t xml:space="preserve">00 000 руб. 50 копеек</w:t>
       </w:r>
       <w:r>
         <w:t xml:space="preserve">.</w:t>

--- a/tests/corpus_v2/docs/cx_cession_0015.docx
+++ b/tests/corpus_v2/docs/cx_cession_0015.docx
@@ -54,7 +54,7 @@
         <w:t xml:space="preserve">паспорт </w:t>
       </w:r>
       <w:r>
-        <w:t xml:space="preserve">48 18 347197</w:t>
+        <w:t xml:space="preserve">55 22 647784</w:t>
       </w:r>
       <w:r>
         <w:t xml:space="preserve">, выдан </w:t>
@@ -72,7 +72,7 @@
         <w:t xml:space="preserve">, код подразделения </w:t>
       </w:r>
       <w:r>
-        <w:t xml:space="preserve">539-796</w:t>
+        <w:t xml:space="preserve">340-539</w:t>
       </w:r>
       <w:r>
         <w:t xml:space="preserve">, именуемый в дальнейшем «Цедент»</w:t>
@@ -90,7 +90,7 @@
         <w:t xml:space="preserve">паспорт </w:t>
       </w:r>
       <w:r>
-        <w:t xml:space="preserve">20 12 062204</w:t>
+        <w:t xml:space="preserve">67 08 067009</w:t>
       </w:r>
       <w:r>
         <w:t xml:space="preserve">, выдан </w:t>
@@ -300,6 +300,12 @@
         <w:t xml:space="preserve">МКАС при ТПП РФ</w:t>
       </w:r>
       <w:r>
+        <w:t xml:space="preserve">. Товар отгружается с сопроводительным документом паспорт качества № </w:t>
+      </w:r>
+      <w:r>
+        <w:t xml:space="preserve">18 02 136903</w:t>
+      </w:r>
+      <w:r>
         <w:t xml:space="preserve">. Цена — </w:t>
       </w:r>
       <w:r>
@@ -323,7 +329,7 @@
         <w:t xml:space="preserve">3.1. Место исполнения обязательств: </w:t>
       </w:r>
       <w:r>
-        <w:t xml:space="preserve">170100, г. Тверь, просп. Советская, д. 53, кв. 33</w:t>
+        <w:t xml:space="preserve">620014, г. Екатеринбург, пер. Ленинградская, д. 32, кв. 109</w:t>
       </w:r>
       <w:r>
         <w:t xml:space="preserve">.</w:t>
@@ -340,7 +346,7 @@
         <w:t xml:space="preserve"> по телефону </w:t>
       </w:r>
       <w:r>
-        <w:t xml:space="preserve">+7 (812) 349-64-58</w:t>
+        <w:t xml:space="preserve">+7 (843) 199-34-71</w:t>
       </w:r>
       <w:r>
         <w:t xml:space="preserve">.</w:t>
@@ -351,7 +357,7 @@
         <w:t xml:space="preserve">3.3. Срок исполнения обязательств — </w:t>
       </w:r>
       <w:r>
-        <w:t xml:space="preserve">в течение пяти рабочих дней с даты подписания Сторонами акта сдачи-приемки оказанных услуг</w:t>
+        <w:t xml:space="preserve">в течение десяти рабочих дней с даты подписания Сторонами акта сдачи-приемки оказанных услуг</w:t>
       </w:r>
       <w:r>
         <w:t xml:space="preserve">.</w:t>
@@ -424,7 +430,7 @@
         <w:t xml:space="preserve">Все споры и разногласия решаются путём переговоров. Претензионный порядок обязателен, срок ответа на претензию — </w:t>
       </w:r>
       <w:r>
-        <w:t xml:space="preserve">не позднее 16.04.2025</w:t>
+        <w:t xml:space="preserve">не позднее 13.09.2025</w:t>
       </w:r>
       <w:r>
         <w:t xml:space="preserve">.</w:t>
@@ -449,10 +455,10 @@
         <w:rPr>
           <w:b/>
         </w:rPr>
-        <w:t xml:space="preserve">в течение 3</w:t>
-      </w:r>
-      <w:r>
-        <w:t xml:space="preserve">6 (Тридцати шести) месяцев с момента подписания акта</w:t>
+        <w:t xml:space="preserve">в течение 1</w:t>
+      </w:r>
+      <w:r>
+        <w:t xml:space="preserve">4 дней с момента поступления денежных средств на расчетный счет</w:t>
       </w:r>
       <w:r>
         <w:t xml:space="preserve">.</w:t>
@@ -466,10 +472,10 @@
         <w:rPr>
           <w:b/>
         </w:rPr>
-        <w:t xml:space="preserve">91Ф-26</w:t>
-      </w:r>
-      <w:r>
-        <w:t xml:space="preserve">505/23-249Д</w:t>
+        <w:t xml:space="preserve">23Ф-42</w:t>
+      </w:r>
+      <w:r>
+        <w:t xml:space="preserve">859/16-272Д</w:t>
       </w:r>
       <w:r>
         <w:t xml:space="preserve">.</w:t>
@@ -483,10 +489,10 @@
         <w:rPr>
           <w:b/>
         </w:rPr>
-        <w:t xml:space="preserve">9 7</w:t>
-      </w:r>
-      <w:r>
-        <w:t xml:space="preserve">00 000 руб. 50 копеек</w:t>
+        <w:t xml:space="preserve">9 5</w:t>
+      </w:r>
+      <w:r>
+        <w:t xml:space="preserve">00 000 руб. 00 копеек</w:t>
       </w:r>
       <w:r>
         <w:t xml:space="preserve">.</w:t>
@@ -615,7 +621,7 @@
               <w:t xml:space="preserve">Адрес регистрации: </w:t>
             </w:r>
             <w:r>
-              <w:t xml:space="preserve">420111, г. Казань, ул. Победы, д. 90, кв. 98</w:t>
+              <w:t xml:space="preserve">101000, г. Москва, ш. Лесная, д. 16, кв. 141</w:t>
             </w:r>
           </w:p>
           <w:p>
@@ -623,7 +629,7 @@
               <w:t xml:space="preserve">Паспорт </w:t>
             </w:r>
             <w:r>
-              <w:t xml:space="preserve">48 18 347197</w:t>
+              <w:t xml:space="preserve">55 22 647784</w:t>
             </w:r>
             <w:r>
               <w:t xml:space="preserve">, выдан ГУ МВД России по г. Москве 06.04.2003</w:t>
@@ -632,7 +638,7 @@
               <w:t xml:space="preserve">, код подразделения </w:t>
             </w:r>
             <w:r>
-              <w:t xml:space="preserve">539-796</w:t>
+              <w:t xml:space="preserve">340-539</w:t>
             </w:r>
           </w:p>
           <w:p>
@@ -640,13 +646,13 @@
               <w:t xml:space="preserve">СНИЛС </w:t>
             </w:r>
             <w:r>
-              <w:t xml:space="preserve">710-392-382 68</w:t>
+              <w:t xml:space="preserve">039-238-258 69</w:t>
             </w:r>
             <w:r>
               <w:t xml:space="preserve"> ИНН </w:t>
             </w:r>
             <w:r>
-              <w:t xml:space="preserve">699278746916</w:t>
+              <w:t xml:space="preserve">927874697145</w:t>
             </w:r>
           </w:p>
           <w:p>
@@ -654,7 +660,7 @@
               <w:t xml:space="preserve">Тел.: </w:t>
             </w:r>
             <w:r>
-              <w:t xml:space="preserve">+7 (843) 152-71-86</w:t>
+              <w:t xml:space="preserve">+7 (843) 335-48-78</w:t>
             </w:r>
           </w:p>
           <w:p>
@@ -662,7 +668,7 @@
               <w:t xml:space="preserve">E-mail: </w:t>
             </w:r>
             <w:r>
-              <w:t xml:space="preserve">lebedev@mail.ru</w:t>
+              <w:t xml:space="preserve">lebedev@sibtrans.ru</w:t>
             </w:r>
           </w:p>
           <w:p/>
@@ -705,7 +711,7 @@
               <w:t xml:space="preserve">Адрес регистрации: </w:t>
             </w:r>
             <w:r>
-              <w:t xml:space="preserve">141300, г. Сергиев Посад, бул. Тверская, д. 30, кв. 78</w:t>
+              <w:t xml:space="preserve">170100, г. Тверь, просп. Ленина, д. 42, кв. 168</w:t>
             </w:r>
           </w:p>
           <w:p>
@@ -713,7 +719,7 @@
               <w:t xml:space="preserve">Паспорт </w:t>
             </w:r>
             <w:r>
-              <w:t xml:space="preserve">20 12 062204</w:t>
+              <w:t xml:space="preserve">67 08 067009</w:t>
             </w:r>
             <w:r>
               <w:t xml:space="preserve">, выдан ОВД «Тропарёво» г. Москвы 25.08.2003</w:t>
@@ -730,13 +736,13 @@
               <w:t xml:space="preserve">СНИЛС </w:t>
             </w:r>
             <w:r>
-              <w:t xml:space="preserve">973-904-169 50</w:t>
+              <w:t xml:space="preserve">904-169-250 96</w:t>
             </w:r>
             <w:r>
               <w:t xml:space="preserve"> ИНН </w:t>
             </w:r>
             <w:r>
-              <w:t xml:space="preserve">831176173063</w:t>
+              <w:t xml:space="preserve">176173097363</w:t>
             </w:r>
           </w:p>
           <w:p>
@@ -744,7 +750,7 @@
               <w:t xml:space="preserve">Тел.: </w:t>
             </w:r>
             <w:r>
-              <w:t xml:space="preserve">+7 (383) 713-73-29</w:t>
+              <w:t xml:space="preserve">+7 (499) 105-59-61</w:t>
             </w:r>
           </w:p>
           <w:p>
@@ -812,13 +818,13 @@
       <w:t xml:space="preserve">Исполнитель документа: </w:t>
     </w:r>
     <w:r>
-      <w:t xml:space="preserve">Никитина А. П.</w:t>
+      <w:t xml:space="preserve">Волкова Ю. О.</w:t>
     </w:r>
     <w:r>
       <w:t xml:space="preserve">, тел. </w:t>
     </w:r>
     <w:r>
-      <w:t xml:space="preserve">8(846)8697298</w:t>
+      <w:t xml:space="preserve">8(846)2772918</w:t>
     </w:r>
   </w:p>
 </w:ftr>
@@ -831,7 +837,7 @@
       <w:t xml:space="preserve">ИП Лебедев Д. И. · </w:t>
     </w:r>
     <w:r>
-      <w:t xml:space="preserve">+7 (499) 434-93-41</w:t>
+      <w:t xml:space="preserve">+7 (495) 994-72-98</w:t>
     </w:r>
     <w:r>
       <w:t xml:space="preserve"> · </w:t>

--- a/tests/corpus_v2/docs/cx_cession_0015.docx
+++ b/tests/corpus_v2/docs/cx_cession_0015.docx
@@ -306,6 +306,42 @@
         <w:t xml:space="preserve">18 02 136903</w:t>
       </w:r>
       <w:r>
+        <w:t xml:space="preserve">. К партии приложен паспорт изделия № </w:t>
+      </w:r>
+      <w:r>
+        <w:t xml:space="preserve">53 05 304873</w:t>
+      </w:r>
+      <w:r>
+        <w:t xml:space="preserve">. Оборудование поставляется с паспортом транспортного средства № </w:t>
+      </w:r>
+      <w:r>
+        <w:t xml:space="preserve">32 14 396199</w:t>
+      </w:r>
+      <w:r>
+        <w:t xml:space="preserve">. Приёмка производится согласно техническому паспорту </w:t>
+      </w:r>
+      <w:r>
+        <w:t xml:space="preserve">13 07 503583</w:t>
+      </w:r>
+      <w:r>
+        <w:t xml:space="preserve">. СНИЛС не указан, номер заказа </w:t>
+      </w:r>
+      <w:r>
+        <w:t xml:space="preserve">200-597-735 82</w:t>
+      </w:r>
+      <w:r>
+        <w:t xml:space="preserve">. Дата рождения не проставлена, документ выдан </w:t>
+      </w:r>
+      <w:r>
+        <w:t xml:space="preserve">08.07.2023</w:t>
+      </w:r>
+      <w:r>
+        <w:t xml:space="preserve">. Код подразделения, см. артикул </w:t>
+      </w:r>
+      <w:r>
+        <w:t xml:space="preserve">723-912</w:t>
+      </w:r>
+      <w:r>
         <w:t xml:space="preserve">. Цена — </w:t>
       </w:r>
       <w:r>
@@ -329,7 +365,7 @@
         <w:t xml:space="preserve">3.1. Место исполнения обязательств: </w:t>
       </w:r>
       <w:r>
-        <w:t xml:space="preserve">620014, г. Екатеринбург, пер. Ленинградская, д. 32, кв. 109</w:t>
+        <w:t xml:space="preserve">420111, г. Казань, просп. Строителей, д. 38, кв. 46</w:t>
       </w:r>
       <w:r>
         <w:t xml:space="preserve">.</w:t>
@@ -346,7 +382,7 @@
         <w:t xml:space="preserve"> по телефону </w:t>
       </w:r>
       <w:r>
-        <w:t xml:space="preserve">+7 (843) 199-34-71</w:t>
+        <w:t xml:space="preserve">+7 (812) 812-37-43</w:t>
       </w:r>
       <w:r>
         <w:t xml:space="preserve">.</w:t>
@@ -357,7 +393,7 @@
         <w:t xml:space="preserve">3.3. Срок исполнения обязательств — </w:t>
       </w:r>
       <w:r>
-        <w:t xml:space="preserve">в течение десяти рабочих дней с даты подписания Сторонами акта сдачи-приемки оказанных услуг</w:t>
+        <w:t xml:space="preserve">в течение трех рабочих дней с даты подписания Сторонами акта сдачи-приемки оказанных услуг</w:t>
       </w:r>
       <w:r>
         <w:t xml:space="preserve">.</w:t>
@@ -416,7 +452,7 @@
         <w:t xml:space="preserve">Сторона, для которой создалась невозможность исполнения, обязана уведомить другую Сторону. Срок уведомления — </w:t>
       </w:r>
       <w:r>
-        <w:t xml:space="preserve">в течение 10 (Десяти) банковских дней с момента выставления счета</w:t>
+        <w:t xml:space="preserve">в течение 30 (Тридцати) банковских дней с момента выставления счета</w:t>
       </w:r>
       <w:r>
         <w:t xml:space="preserve">.</w:t>
@@ -430,7 +466,7 @@
         <w:t xml:space="preserve">Все споры и разногласия решаются путём переговоров. Претензионный порядок обязателен, срок ответа на претензию — </w:t>
       </w:r>
       <w:r>
-        <w:t xml:space="preserve">не позднее 13.09.2025</w:t>
+        <w:t xml:space="preserve">не позднее 13.01.2026</w:t>
       </w:r>
       <w:r>
         <w:t xml:space="preserve">.</w:t>
@@ -455,10 +491,10 @@
         <w:rPr>
           <w:b/>
         </w:rPr>
-        <w:t xml:space="preserve">в течение 1</w:t>
-      </w:r>
-      <w:r>
-        <w:t xml:space="preserve">4 дней с момента поступления денежных средств на расчетный счет</w:t>
+        <w:t xml:space="preserve">в течение 3</w:t>
+      </w:r>
+      <w:r>
+        <w:t xml:space="preserve">6 (Тридцати шести) месяцев с момента подписания акта</w:t>
       </w:r>
       <w:r>
         <w:t xml:space="preserve">.</w:t>
@@ -472,10 +508,10 @@
         <w:rPr>
           <w:b/>
         </w:rPr>
-        <w:t xml:space="preserve">23Ф-42</w:t>
-      </w:r>
-      <w:r>
-        <w:t xml:space="preserve">859/16-272Д</w:t>
+        <w:t xml:space="preserve">63Ф-30</w:t>
+      </w:r>
+      <w:r>
+        <w:t xml:space="preserve">193/19-991Д</w:t>
       </w:r>
       <w:r>
         <w:t xml:space="preserve">.</w:t>
@@ -489,10 +525,10 @@
         <w:rPr>
           <w:b/>
         </w:rPr>
-        <w:t xml:space="preserve">9 5</w:t>
-      </w:r>
-      <w:r>
-        <w:t xml:space="preserve">00 000 руб. 00 копеек</w:t>
+        <w:t xml:space="preserve">9 6</w:t>
+      </w:r>
+      <w:r>
+        <w:t xml:space="preserve">60 000 руб. 00 копеек</w:t>
       </w:r>
       <w:r>
         <w:t xml:space="preserve">.</w:t>
@@ -621,7 +657,7 @@
               <w:t xml:space="preserve">Адрес регистрации: </w:t>
             </w:r>
             <w:r>
-              <w:t xml:space="preserve">101000, г. Москва, ш. Лесная, д. 16, кв. 141</w:t>
+              <w:t xml:space="preserve">101000, г. Москва, пер. Ленинградская, д. 84, кв. 63</w:t>
             </w:r>
           </w:p>
           <w:p>
@@ -660,7 +696,7 @@
               <w:t xml:space="preserve">Тел.: </w:t>
             </w:r>
             <w:r>
-              <w:t xml:space="preserve">+7 (843) 335-48-78</w:t>
+              <w:t xml:space="preserve">+7 (495) 920-59-61</w:t>
             </w:r>
           </w:p>
           <w:p>
@@ -668,7 +704,7 @@
               <w:t xml:space="preserve">E-mail: </w:t>
             </w:r>
             <w:r>
-              <w:t xml:space="preserve">lebedev@sibtrans.ru</w:t>
+              <w:t xml:space="preserve">lebedev@romashka.ru</w:t>
             </w:r>
           </w:p>
           <w:p/>
@@ -711,7 +747,7 @@
               <w:t xml:space="preserve">Адрес регистрации: </w:t>
             </w:r>
             <w:r>
-              <w:t xml:space="preserve">170100, г. Тверь, просп. Ленина, д. 42, кв. 168</w:t>
+              <w:t xml:space="preserve">143000, г. Одинцово, проезд Баумана, д. 63, кв. 178</w:t>
             </w:r>
           </w:p>
           <w:p>
@@ -750,7 +786,7 @@
               <w:t xml:space="preserve">Тел.: </w:t>
             </w:r>
             <w:r>
-              <w:t xml:space="preserve">+7 (499) 105-59-61</w:t>
+              <w:t xml:space="preserve">+7 (846) 911-13-81</w:t>
             </w:r>
           </w:p>
           <w:p>
@@ -758,7 +794,7 @@
               <w:t xml:space="preserve">E-mail: </w:t>
             </w:r>
             <w:r>
-              <w:t xml:space="preserve">smirnova@romashka.ru</w:t>
+              <w:t xml:space="preserve">smirnova@corp-tehno.ru</w:t>
             </w:r>
           </w:p>
           <w:p/>
@@ -818,13 +854,13 @@
       <w:t xml:space="preserve">Исполнитель документа: </w:t>
     </w:r>
     <w:r>
-      <w:t xml:space="preserve">Волкова Ю. О.</w:t>
+      <w:t xml:space="preserve">Сидоров А. А.</w:t>
     </w:r>
     <w:r>
       <w:t xml:space="preserve">, тел. </w:t>
     </w:r>
     <w:r>
-      <w:t xml:space="preserve">8(846)2772918</w:t>
+      <w:t xml:space="preserve">8(843)2889632</w:t>
     </w:r>
   </w:p>
 </w:ftr>
@@ -837,13 +873,13 @@
       <w:t xml:space="preserve">ИП Лебедев Д. И. · </w:t>
     </w:r>
     <w:r>
-      <w:t xml:space="preserve">+7 (495) 994-72-98</w:t>
+      <w:t xml:space="preserve">+7 (812) 723-88-91</w:t>
     </w:r>
     <w:r>
       <w:t xml:space="preserve"> · </w:t>
     </w:r>
     <w:r>
-      <w:t xml:space="preserve">lebedev@romashka.ru</w:t>
+      <w:t xml:space="preserve">lebedev@yandex.ru</w:t>
     </w:r>
   </w:p>
 </w:hdr>

--- a/tests/corpus_v2/docs/cx_cession_0015.docx
+++ b/tests/corpus_v2/docs/cx_cession_0015.docx
@@ -351,192 +351,118 @@
         <w:t xml:space="preserve">.</w:t>
       </w:r>
     </w:p>
-    <w:p/>
-    <w:p>
-      <w:r>
-        <w:rPr>
-          <w:b/>
-        </w:rPr>
-        <w:t xml:space="preserve">3. МЕСТО И СРОКИ ИСПОЛНЕНИЯ</w:t>
-      </w:r>
-    </w:p>
-    <w:p>
-      <w:r>
-        <w:t xml:space="preserve">3.1. Место исполнения обязательств: </w:t>
-      </w:r>
-      <w:r>
-        <w:t xml:space="preserve">420111, г. Казань, просп. Строителей, д. 38, кв. 46</w:t>
-      </w:r>
-      <w:r>
-        <w:t xml:space="preserve">.</w:t>
-      </w:r>
-    </w:p>
-    <w:p>
-      <w:r>
-        <w:t xml:space="preserve">3.2. Уведомления направляются </w:t>
-      </w:r>
-      <w:r>
-        <w:t xml:space="preserve">Смирновой Вере Алексеевне</w:t>
-      </w:r>
-      <w:r>
-        <w:t xml:space="preserve"> по телефону </w:t>
-      </w:r>
-      <w:r>
-        <w:t xml:space="preserve">+7 (812) 812-37-43</w:t>
-      </w:r>
-      <w:r>
-        <w:t xml:space="preserve">.</w:t>
-      </w:r>
-    </w:p>
-    <w:p>
-      <w:r>
-        <w:t xml:space="preserve">3.3. Срок исполнения обязательств — </w:t>
-      </w:r>
-      <w:r>
-        <w:t xml:space="preserve">в течение трех рабочих дней с даты подписания Сторонами акта сдачи-приемки оказанных услуг</w:t>
-      </w:r>
-      <w:r>
-        <w:t xml:space="preserve">.</w:t>
-      </w:r>
-    </w:p>
-    <w:p/>
-    <w:p>
-      <w:r>
-        <w:rPr>
-          <w:b/>
-        </w:rPr>
-        <w:t xml:space="preserve">4. ПРОЧИЕ УСЛОВИЯ</w:t>
-      </w:r>
-    </w:p>
-    <w:p>
-      <w:r>
-        <w:t xml:space="preserve">4.1. </w:t>
-      </w:r>
-      <w:r>
-        <w:t xml:space="preserve">Стороны несут ответственность за неисполнение или ненадлежащее исполнение обязательств в соответствии с законодательством Российской Федерации.</w:t>
-      </w:r>
-    </w:p>
-    <w:p>
-      <w:r>
-        <w:t xml:space="preserve">4.2. </w:t>
-      </w:r>
-      <w:r>
-        <w:t xml:space="preserve">Размер неустойки за нарушение сроков оплаты: </w:t>
-      </w:r>
-      <w:r>
-        <w:t xml:space="preserve">0,5 процента годовых</w:t>
-      </w:r>
-      <w:r>
-        <w:t xml:space="preserve">. Предельный размер ответственности: </w:t>
-      </w:r>
-      <w:r>
-        <w:t xml:space="preserve">1/300 ключевой ставки ЦБ РФ от цены Договора</w:t>
-      </w:r>
-      <w:r>
-        <w:t xml:space="preserve">.</w:t>
-      </w:r>
-    </w:p>
-    <w:p>
-      <w:r>
-        <w:t xml:space="preserve">4.3. </w:t>
-      </w:r>
-      <w:r>
-        <w:t xml:space="preserve">Стороны освобождаются от ответственности при наступлении обстоятельств непреодолимой силы, если они прямо повлияли на исполнение обязательств.</w:t>
-      </w:r>
-    </w:p>
-    <w:p>
-      <w:r>
-        <w:t xml:space="preserve">4.4. </w:t>
-      </w:r>
-      <w:r>
-        <w:t xml:space="preserve">Сторона, для которой создалась невозможность исполнения, обязана уведомить другую Сторону. Срок уведомления — </w:t>
-      </w:r>
-      <w:r>
-        <w:t xml:space="preserve">в течение 30 (Тридцати) банковских дней с момента выставления счета</w:t>
-      </w:r>
-      <w:r>
-        <w:t xml:space="preserve">.</w:t>
-      </w:r>
-    </w:p>
-    <w:p>
-      <w:r>
-        <w:t xml:space="preserve">4.5. </w:t>
-      </w:r>
-      <w:r>
-        <w:t xml:space="preserve">Все споры и разногласия решаются путём переговоров. Претензионный порядок обязателен, срок ответа на претензию — </w:t>
-      </w:r>
-      <w:r>
-        <w:t xml:space="preserve">не позднее 13.01.2026</w:t>
-      </w:r>
-      <w:r>
-        <w:t xml:space="preserve">.</w:t>
-      </w:r>
-    </w:p>
-    <w:p/>
-    <w:p/>
-    <w:p/>
-    <w:p>
-      <w:r>
-        <w:rPr>
-          <w:b/>
-        </w:rPr>
-        <w:t xml:space="preserve">9. КОНТРОЛЬНЫЕ ВЕЛИЧИНЫ</w:t>
-      </w:r>
-    </w:p>
-    <w:p>
-      <w:r>
-        <w:t xml:space="preserve">9.1. Контрольная запись: </w:t>
-      </w:r>
-      <w:r>
-        <w:rPr>
-          <w:b/>
-        </w:rPr>
-        <w:t xml:space="preserve">в течение 3</w:t>
-      </w:r>
-      <w:r>
-        <w:t xml:space="preserve">6 (Тридцати шести) месяцев с момента подписания акта</w:t>
-      </w:r>
-      <w:r>
-        <w:t xml:space="preserve">.</w:t>
-      </w:r>
-    </w:p>
-    <w:p>
-      <w:r>
-        <w:t xml:space="preserve">9.2. Контрольная запись: </w:t>
-      </w:r>
-      <w:r>
-        <w:rPr>
-          <w:b/>
-        </w:rPr>
-        <w:t xml:space="preserve">63Ф-30</w:t>
-      </w:r>
-      <w:r>
-        <w:t xml:space="preserve">193/19-991Д</w:t>
-      </w:r>
-      <w:r>
-        <w:t xml:space="preserve">.</w:t>
-      </w:r>
-    </w:p>
-    <w:p>
-      <w:r>
-        <w:t xml:space="preserve">9.3. Контрольная запись: </w:t>
-      </w:r>
-      <w:r>
-        <w:rPr>
-          <w:b/>
-        </w:rPr>
-        <w:t xml:space="preserve">9 6</w:t>
-      </w:r>
-      <w:r>
-        <w:t xml:space="preserve">60 000 руб. 00 копеек</w:t>
-      </w:r>
-      <w:r>
-        <w:t xml:space="preserve">.</w:t>
-      </w:r>
-    </w:p>
-    <w:p>
-      <w:r>
-        <w:t xml:space="preserve">9.4. Контрольная запись (таблица):</w:t>
+    <w:p>
+      <w:r>
+        <w:t xml:space="preserve">2.6. </w:t>
+      </w:r>
+      <w:r>
+        <w:t xml:space="preserve">Товар маркирован штрихкодом </w:t>
+      </w:r>
+      <w:r>
+        <w:t xml:space="preserve">4605163479838</w:t>
+      </w:r>
+      <w:r>
+        <w:t xml:space="preserve">. Код контрагента по ОКПО — </w:t>
+      </w:r>
+      <w:r>
+        <w:t xml:space="preserve">5335942024</w:t>
+      </w:r>
+      <w:r>
+        <w:t xml:space="preserve">. Оборудование учтено под инвентарным номером </w:t>
+      </w:r>
+      <w:r>
+        <w:t xml:space="preserve">042979861</w:t>
+      </w:r>
+      <w:r>
+        <w:t xml:space="preserve">, складской позиции присвоен номер </w:t>
+      </w:r>
+      <w:r>
+        <w:t xml:space="preserve">827130076</w:t>
+      </w:r>
+      <w:r>
+        <w:t xml:space="preserve">.</w:t>
+      </w:r>
+    </w:p>
+    <w:p>
+      <w:r>
+        <w:t xml:space="preserve">2.7. </w:t>
+      </w:r>
+      <w:r>
+        <w:t xml:space="preserve">Оплата по счёту-фактуре на КБК </w:t>
+      </w:r>
+      <w:r>
+        <w:t xml:space="preserve">18210101011011000151</w:t>
+      </w:r>
+      <w:r>
+        <w:t xml:space="preserve">. ИНН не присвоен, регистрационный № </w:t>
+      </w:r>
+      <w:r>
+        <w:t xml:space="preserve">2986753649</w:t>
+      </w:r>
+      <w:r>
+        <w:t xml:space="preserve">. ИНН не присвоен, платёжный документ № </w:t>
+      </w:r>
+      <w:r>
+        <w:t xml:space="preserve">018318981497</w:t>
+      </w:r>
+      <w:r>
+        <w:t xml:space="preserve">. Заказчик действует в лице </w:t>
+      </w:r>
+      <w:r>
+        <w:t xml:space="preserve">уполномоченного представителя</w:t>
+      </w:r>
+      <w:r>
+        <w:t xml:space="preserve">, назначаемого приказом.</w:t>
+      </w:r>
+    </w:p>
+    <w:p>
+      <w:r>
+        <w:t xml:space="preserve">2.8. </w:t>
+      </w:r>
+      <w:r>
+        <w:t xml:space="preserve">Массовая доля влаги в товаре — </w:t>
+      </w:r>
+      <w:r>
+        <w:t xml:space="preserve">не более 14 %</w:t>
+      </w:r>
+      <w:r>
+        <w:t xml:space="preserve">. Товар подлежит хранению </w:t>
+      </w:r>
+      <w:r>
+        <w:t xml:space="preserve">в течение 24 часов</w:t>
+      </w:r>
+      <w:r>
+        <w:t xml:space="preserve"> при температуре не выше +4 °C. Срок исковой давности по требованиям, вытекающим из Договора, составляет </w:t>
+      </w:r>
+      <w:r>
+        <w:t xml:space="preserve">в течение трёх лет</w:t>
+      </w:r>
+      <w:r>
+        <w:t xml:space="preserve">, как установлено статьёй 196 Гражданского кодекса Российской Федерации. Обработка данных ведётся согласно Федеральному закону от 27.07.2006 № 152-ФЗ </w:t>
+      </w:r>
+      <w:r>
+        <w:t xml:space="preserve">«О персональных данных»</w:t>
+      </w:r>
+      <w:r>
+        <w:t xml:space="preserve">. Товар поставляется под маркой </w:t>
+      </w:r>
+      <w:r>
+        <w:t xml:space="preserve">«Стандарт»</w:t>
+      </w:r>
+      <w:r>
+        <w:t xml:space="preserve">. Влажность определяется </w:t>
+      </w:r>
+      <w:r>
+        <w:t xml:space="preserve">по методу Кьельдаля</w:t>
+      </w:r>
+      <w:r>
+        <w:t xml:space="preserve">. Споры передаются на рассмотрение в Арбитражный суд </w:t>
+      </w:r>
+      <w:r>
+        <w:t xml:space="preserve">города Москвы</w:t>
+      </w:r>
+      <w:r>
+        <w:t xml:space="preserve">.</w:t>
       </w:r>
     </w:p>
     <w:tbl>
@@ -562,7 +488,7 @@
           </w:tcPr>
           <w:p>
             <w:r>
-              <w:t xml:space="preserve">1/1</w:t>
+              <w:t xml:space="preserve">8</w:t>
             </w:r>
           </w:p>
         </w:tc>
@@ -572,44 +498,200 @@
           </w:tcPr>
           <w:p>
             <w:r>
-              <w:t xml:space="preserve">50 ключевой ставки ЦБ РФ от стоимости неоплаченных работ</w:t>
+              <w:t xml:space="preserve">4095941722</w:t>
             </w:r>
           </w:p>
         </w:tc>
       </w:tr>
     </w:tbl>
     <w:p/>
-    <w:p/>
-    <w:p>
-      <w:r>
-        <w:rPr>
-          <w:b/>
-        </w:rPr>
-        <w:t xml:space="preserve">11. УСЛОВИЯ, ОФОРМЛЕННЫЕ СРЕДСТВАМИ РЕДАКТОРА</w:t>
-      </w:r>
-    </w:p>
-    <w:p>
-      <w:r>
-        <w:t xml:space="preserve">11.1. Прежняя редакция пункта: </w:t>
-      </w:r>
-      <w:del w:id="1" w:author="Юрист" w:date="2024-01-01T00:00:00Z">
-        <w:r>
-          <w:delText xml:space="preserve">1 234 567 (Один миллион двести тридцать четыре тысячи пятьсот шестьдесят семь) рублей 13 копеек</w:delText>
-        </w:r>
-      </w:del>
-      <w:r>
-        <w:t xml:space="preserve">утратила силу.</w:t>
-      </w:r>
-    </w:p>
-    <w:p>
-      <w:r>
-        <w:rPr>
-          <w:b/>
-        </w:rPr>
-        <w:t xml:space="preserve">РЕКВИЗИТЫ И ПОДПИСИ СТОРОН</w:t>
-      </w:r>
-    </w:p>
-    <w:p/>
+    <w:p>
+      <w:r>
+        <w:rPr>
+          <w:b/>
+        </w:rPr>
+        <w:t xml:space="preserve">3. МЕСТО И СРОКИ ИСПОЛНЕНИЯ</w:t>
+      </w:r>
+    </w:p>
+    <w:p>
+      <w:r>
+        <w:t xml:space="preserve">3.1. Место исполнения обязательств: </w:t>
+      </w:r>
+      <w:r>
+        <w:t xml:space="preserve">344002, г. Ростов-на-Дону, ул. Кутузовский, д. 71, кв. 126</w:t>
+      </w:r>
+      <w:r>
+        <w:t xml:space="preserve">.</w:t>
+      </w:r>
+    </w:p>
+    <w:p>
+      <w:r>
+        <w:t xml:space="preserve">3.2. Уведомления направляются </w:t>
+      </w:r>
+      <w:r>
+        <w:t xml:space="preserve">Смирновой Вере Алексеевне</w:t>
+      </w:r>
+      <w:r>
+        <w:t xml:space="preserve"> по телефону </w:t>
+      </w:r>
+      <w:r>
+        <w:t xml:space="preserve">+7 (499) 410-78-86</w:t>
+      </w:r>
+      <w:r>
+        <w:t xml:space="preserve">.</w:t>
+      </w:r>
+    </w:p>
+    <w:p>
+      <w:r>
+        <w:t xml:space="preserve">3.3. Срок исполнения обязательств — </w:t>
+      </w:r>
+      <w:r>
+        <w:t xml:space="preserve">в течение сорока пяти рабочих дней с даты подписания Сторонами акта сдачи-приемки оказанных услуг</w:t>
+      </w:r>
+      <w:r>
+        <w:t xml:space="preserve">.</w:t>
+      </w:r>
+    </w:p>
+    <w:p/>
+    <w:p>
+      <w:r>
+        <w:rPr>
+          <w:b/>
+        </w:rPr>
+        <w:t xml:space="preserve">4. ПРОЧИЕ УСЛОВИЯ</w:t>
+      </w:r>
+    </w:p>
+    <w:p>
+      <w:r>
+        <w:t xml:space="preserve">4.1. </w:t>
+      </w:r>
+      <w:r>
+        <w:t xml:space="preserve">Стороны несут ответственность за неисполнение или ненадлежащее исполнение обязательств в соответствии с законодательством Российской Федерации.</w:t>
+      </w:r>
+    </w:p>
+    <w:p>
+      <w:r>
+        <w:t xml:space="preserve">4.2. </w:t>
+      </w:r>
+      <w:r>
+        <w:t xml:space="preserve">Размер неустойки за нарушение сроков оплаты: </w:t>
+      </w:r>
+      <w:r>
+        <w:t xml:space="preserve">0,5 процента годовых</w:t>
+      </w:r>
+      <w:r>
+        <w:t xml:space="preserve">. Предельный размер ответственности: </w:t>
+      </w:r>
+      <w:r>
+        <w:t xml:space="preserve">1/300 ключевой ставки ЦБ РФ от цены Договора</w:t>
+      </w:r>
+      <w:r>
+        <w:t xml:space="preserve">.</w:t>
+      </w:r>
+    </w:p>
+    <w:p>
+      <w:r>
+        <w:t xml:space="preserve">4.3. </w:t>
+      </w:r>
+      <w:r>
+        <w:t xml:space="preserve">Стороны освобождаются от ответственности при наступлении обстоятельств непреодолимой силы, если они прямо повлияли на исполнение обязательств.</w:t>
+      </w:r>
+    </w:p>
+    <w:p>
+      <w:r>
+        <w:t xml:space="preserve">4.4. </w:t>
+      </w:r>
+      <w:r>
+        <w:t xml:space="preserve">Сторона, для которой создалась невозможность исполнения, обязана уведомить другую Сторону. Срок уведомления — </w:t>
+      </w:r>
+      <w:r>
+        <w:t xml:space="preserve">в течение 7 (Семи) банковских дней с момента выставления счета</w:t>
+      </w:r>
+      <w:r>
+        <w:t xml:space="preserve">.</w:t>
+      </w:r>
+    </w:p>
+    <w:p>
+      <w:r>
+        <w:t xml:space="preserve">4.5. </w:t>
+      </w:r>
+      <w:r>
+        <w:t xml:space="preserve">Все споры и разногласия решаются путём переговоров. Претензионный порядок обязателен, срок ответа на претензию — </w:t>
+      </w:r>
+      <w:r>
+        <w:t xml:space="preserve">не позднее 01.03.2026</w:t>
+      </w:r>
+      <w:r>
+        <w:t xml:space="preserve">.</w:t>
+      </w:r>
+    </w:p>
+    <w:p/>
+    <w:p/>
+    <w:p/>
+    <w:p>
+      <w:r>
+        <w:rPr>
+          <w:b/>
+        </w:rPr>
+        <w:t xml:space="preserve">9. КОНТРОЛЬНЫЕ ВЕЛИЧИНЫ</w:t>
+      </w:r>
+    </w:p>
+    <w:p>
+      <w:r>
+        <w:t xml:space="preserve">9.1. Контрольная запись: </w:t>
+      </w:r>
+      <w:r>
+        <w:rPr>
+          <w:b/>
+        </w:rPr>
+        <w:t xml:space="preserve">в течение 3</w:t>
+      </w:r>
+      <w:r>
+        <w:t xml:space="preserve">0 дней с момента поступления денежных средств на расчетный счет</w:t>
+      </w:r>
+      <w:r>
+        <w:t xml:space="preserve">.</w:t>
+      </w:r>
+    </w:p>
+    <w:p>
+      <w:r>
+        <w:t xml:space="preserve">9.2. Контрольная запись: </w:t>
+      </w:r>
+      <w:r>
+        <w:rPr>
+          <w:b/>
+        </w:rPr>
+        <w:t xml:space="preserve">52Ф-01</w:t>
+      </w:r>
+      <w:r>
+        <w:t xml:space="preserve">705/12-895Д</w:t>
+      </w:r>
+      <w:r>
+        <w:t xml:space="preserve">.</w:t>
+      </w:r>
+    </w:p>
+    <w:p>
+      <w:r>
+        <w:t xml:space="preserve">9.3. Контрольная запись: </w:t>
+      </w:r>
+      <w:r>
+        <w:rPr>
+          <w:b/>
+        </w:rPr>
+        <w:t xml:space="preserve">7 7</w:t>
+      </w:r>
+      <w:r>
+        <w:t xml:space="preserve">90 000 руб. 50 копеек</w:t>
+      </w:r>
+      <w:r>
+        <w:t xml:space="preserve">.</w:t>
+      </w:r>
+    </w:p>
+    <w:p>
+      <w:r>
+        <w:t xml:space="preserve">9.4. Контрольная запись (таблица):</w:t>
+      </w:r>
+    </w:p>
     <w:tbl>
       <w:tblPr>
         <w:tblW w:w="9360" w:type="dxa"/>
@@ -633,87 +715,7 @@
           </w:tcPr>
           <w:p>
             <w:r>
-              <w:rPr>
-                <w:b/>
-              </w:rPr>
-              <w:t xml:space="preserve">Цедент:</w:t>
-            </w:r>
-          </w:p>
-          <w:p>
-            <w:r>
-              <w:t xml:space="preserve">Лебедев Дмитрий Иванович</w:t>
-            </w:r>
-          </w:p>
-          <w:p>
-            <w:r>
-              <w:t xml:space="preserve">Дата рождения: </w:t>
-            </w:r>
-            <w:r>
-              <w:t xml:space="preserve">06.10.1969</w:t>
-            </w:r>
-          </w:p>
-          <w:p>
-            <w:r>
-              <w:t xml:space="preserve">Адрес регистрации: </w:t>
-            </w:r>
-            <w:r>
-              <w:t xml:space="preserve">101000, г. Москва, пер. Ленинградская, д. 84, кв. 63</w:t>
-            </w:r>
-          </w:p>
-          <w:p>
-            <w:r>
-              <w:t xml:space="preserve">Паспорт </w:t>
-            </w:r>
-            <w:r>
-              <w:t xml:space="preserve">55 22 647784</w:t>
-            </w:r>
-            <w:r>
-              <w:t xml:space="preserve">, выдан ГУ МВД России по г. Москве 06.04.2003</w:t>
-            </w:r>
-            <w:r>
-              <w:t xml:space="preserve">, код подразделения </w:t>
-            </w:r>
-            <w:r>
-              <w:t xml:space="preserve">340-539</w:t>
-            </w:r>
-          </w:p>
-          <w:p>
-            <w:r>
-              <w:t xml:space="preserve">СНИЛС </w:t>
-            </w:r>
-            <w:r>
-              <w:t xml:space="preserve">039-238-258 69</w:t>
-            </w:r>
-            <w:r>
-              <w:t xml:space="preserve"> ИНН </w:t>
-            </w:r>
-            <w:r>
-              <w:t xml:space="preserve">927874697145</w:t>
-            </w:r>
-          </w:p>
-          <w:p>
-            <w:r>
-              <w:t xml:space="preserve">Тел.: </w:t>
-            </w:r>
-            <w:r>
-              <w:t xml:space="preserve">+7 (495) 920-59-61</w:t>
-            </w:r>
-          </w:p>
-          <w:p>
-            <w:r>
-              <w:t xml:space="preserve">E-mail: </w:t>
-            </w:r>
-            <w:r>
-              <w:t xml:space="preserve">lebedev@romashka.ru</w:t>
-            </w:r>
-          </w:p>
-          <w:p/>
-          <w:p>
-            <w:r>
-              <w:t xml:space="preserve">______________ </w:t>
-            </w:r>
-            <w:r>
-              <w:t xml:space="preserve">Лебедев Д. И.</w:t>
+              <w:t xml:space="preserve">1/1</w:t>
             </w:r>
           </w:p>
         </w:tc>
@@ -723,6 +725,157 @@
           </w:tcPr>
           <w:p>
             <w:r>
+              <w:t xml:space="preserve">50 ключевой ставки ЦБ РФ от стоимости неоплаченных работ</w:t>
+            </w:r>
+          </w:p>
+        </w:tc>
+      </w:tr>
+    </w:tbl>
+    <w:p/>
+    <w:p/>
+    <w:p>
+      <w:r>
+        <w:rPr>
+          <w:b/>
+        </w:rPr>
+        <w:t xml:space="preserve">11. УСЛОВИЯ, ОФОРМЛЕННЫЕ СРЕДСТВАМИ РЕДАКТОРА</w:t>
+      </w:r>
+    </w:p>
+    <w:p>
+      <w:r>
+        <w:t xml:space="preserve">11.1. Прежняя редакция пункта: </w:t>
+      </w:r>
+      <w:del w:id="1" w:author="Юрист" w:date="2024-01-01T00:00:00Z">
+        <w:r>
+          <w:delText xml:space="preserve">1 234 567 (Один миллион двести тридцать четыре тысячи пятьсот шестьдесят семь) рублей 13 копеек</w:delText>
+        </w:r>
+      </w:del>
+      <w:r>
+        <w:t xml:space="preserve">утратила силу.</w:t>
+      </w:r>
+    </w:p>
+    <w:p>
+      <w:r>
+        <w:rPr>
+          <w:b/>
+        </w:rPr>
+        <w:t xml:space="preserve">РЕКВИЗИТЫ И ПОДПИСИ СТОРОН</w:t>
+      </w:r>
+    </w:p>
+    <w:p/>
+    <w:tbl>
+      <w:tblPr>
+        <w:tblW w:w="9360" w:type="dxa"/>
+        <w:tblBorders>
+          <w:top w:val="single" w:sz="4" w:color="auto"/>
+          <w:left w:val="single" w:sz="4" w:color="auto"/>
+          <w:bottom w:val="single" w:sz="4" w:color="auto"/>
+          <w:right w:val="single" w:sz="4" w:color="auto"/>
+          <w:insideH w:val="single" w:sz="4" w:color="auto"/>
+          <w:insideV w:val="single" w:sz="4" w:color="auto"/>
+        </w:tblBorders>
+      </w:tblPr>
+      <w:tblGrid>
+        <w:gridCol w:w="4680"/>
+        <w:gridCol w:w="4680"/>
+      </w:tblGrid>
+      <w:tr>
+        <w:tc>
+          <w:tcPr>
+            <w:tcW w:w="4680" w:type="dxa"/>
+          </w:tcPr>
+          <w:p>
+            <w:r>
+              <w:rPr>
+                <w:b/>
+              </w:rPr>
+              <w:t xml:space="preserve">Цедент:</w:t>
+            </w:r>
+          </w:p>
+          <w:p>
+            <w:r>
+              <w:t xml:space="preserve">Лебедев Дмитрий Иванович</w:t>
+            </w:r>
+          </w:p>
+          <w:p>
+            <w:r>
+              <w:t xml:space="preserve">Дата рождения: </w:t>
+            </w:r>
+            <w:r>
+              <w:t xml:space="preserve">06.10.1969</w:t>
+            </w:r>
+          </w:p>
+          <w:p>
+            <w:r>
+              <w:t xml:space="preserve">Адрес регистрации: </w:t>
+            </w:r>
+            <w:r>
+              <w:t xml:space="preserve">394000, г. Воронеж, ш. Ленина, д. 34, кв. 81</w:t>
+            </w:r>
+          </w:p>
+          <w:p>
+            <w:r>
+              <w:t xml:space="preserve">Паспорт </w:t>
+            </w:r>
+            <w:r>
+              <w:t xml:space="preserve">55 22 647784</w:t>
+            </w:r>
+            <w:r>
+              <w:t xml:space="preserve">, выдан ГУ МВД России по г. Москве 06.04.2003</w:t>
+            </w:r>
+            <w:r>
+              <w:t xml:space="preserve">, код подразделения </w:t>
+            </w:r>
+            <w:r>
+              <w:t xml:space="preserve">340-539</w:t>
+            </w:r>
+          </w:p>
+          <w:p>
+            <w:r>
+              <w:t xml:space="preserve">СНИЛС </w:t>
+            </w:r>
+            <w:r>
+              <w:t xml:space="preserve">039-238-258 69</w:t>
+            </w:r>
+            <w:r>
+              <w:t xml:space="preserve"> ИНН </w:t>
+            </w:r>
+            <w:r>
+              <w:t xml:space="preserve">927874697145</w:t>
+            </w:r>
+          </w:p>
+          <w:p>
+            <w:r>
+              <w:t xml:space="preserve">Тел.: </w:t>
+            </w:r>
+            <w:r>
+              <w:t xml:space="preserve">+7 (383) 960-88-91</w:t>
+            </w:r>
+          </w:p>
+          <w:p>
+            <w:r>
+              <w:t xml:space="preserve">E-mail: </w:t>
+            </w:r>
+            <w:r>
+              <w:t xml:space="preserve">lebedev@yandex.ru</w:t>
+            </w:r>
+          </w:p>
+          <w:p/>
+          <w:p>
+            <w:r>
+              <w:t xml:space="preserve">______________ </w:t>
+            </w:r>
+            <w:r>
+              <w:t xml:space="preserve">Лебедев Д. И.</w:t>
+            </w:r>
+          </w:p>
+        </w:tc>
+        <w:tc>
+          <w:tcPr>
+            <w:tcW w:w="4680" w:type="dxa"/>
+          </w:tcPr>
+          <w:p>
+            <w:r>
               <w:rPr>
                 <w:b/>
               </w:rPr>
@@ -747,7 +900,7 @@
               <w:t xml:space="preserve">Адрес регистрации: </w:t>
             </w:r>
             <w:r>
-              <w:t xml:space="preserve">143000, г. Одинцово, проезд Баумана, д. 63, кв. 178</w:t>
+              <w:t xml:space="preserve">143400, г. Красногорск, ул. Ленинградская, д. 53, кв. 52</w:t>
             </w:r>
           </w:p>
           <w:p>
@@ -786,7 +939,7 @@
               <w:t xml:space="preserve">Тел.: </w:t>
             </w:r>
             <w:r>
-              <w:t xml:space="preserve">+7 (846) 911-13-81</w:t>
+              <w:t xml:space="preserve">+7 (843) 288-96-32</w:t>
             </w:r>
           </w:p>
           <w:p>
@@ -854,13 +1007,13 @@
       <w:t xml:space="preserve">Исполнитель документа: </w:t>
     </w:r>
     <w:r>
-      <w:t xml:space="preserve">Сидоров А. А.</w:t>
+      <w:t xml:space="preserve">Макаров А. С.</w:t>
     </w:r>
     <w:r>
       <w:t xml:space="preserve">, тел. </w:t>
     </w:r>
     <w:r>
-      <w:t xml:space="preserve">8(843)2889632</w:t>
+      <w:t xml:space="preserve">8(846)2125340</w:t>
     </w:r>
   </w:p>
 </w:ftr>
@@ -873,13 +1026,13 @@
       <w:t xml:space="preserve">ИП Лебедев Д. И. · </w:t>
     </w:r>
     <w:r>
-      <w:t xml:space="preserve">+7 (812) 723-88-91</w:t>
+      <w:t xml:space="preserve">+7 (812) 140-47-74</w:t>
     </w:r>
     <w:r>
       <w:t xml:space="preserve"> · </w:t>
     </w:r>
     <w:r>
-      <w:t xml:space="preserve">lebedev@yandex.ru</w:t>
+      <w:t xml:space="preserve">lebedev@mail.ru</w:t>
     </w:r>
   </w:p>
 </w:hdr>

--- a/tests/corpus_v2/docs/cx_cession_0015.docx
+++ b/tests/corpus_v2/docs/cx_cession_0015.docx
@@ -504,192 +504,32 @@
         </w:tc>
       </w:tr>
     </w:tbl>
-    <w:p/>
-    <w:p>
-      <w:r>
-        <w:rPr>
-          <w:b/>
-        </w:rPr>
-        <w:t xml:space="preserve">3. МЕСТО И СРОКИ ИСПОЛНЕНИЯ</w:t>
-      </w:r>
-    </w:p>
-    <w:p>
-      <w:r>
-        <w:t xml:space="preserve">3.1. Место исполнения обязательств: </w:t>
-      </w:r>
-      <w:r>
-        <w:t xml:space="preserve">344002, г. Ростов-на-Дону, ул. Кутузовский, д. 71, кв. 126</w:t>
-      </w:r>
-      <w:r>
-        <w:t xml:space="preserve">.</w:t>
-      </w:r>
-    </w:p>
-    <w:p>
-      <w:r>
-        <w:t xml:space="preserve">3.2. Уведомления направляются </w:t>
-      </w:r>
-      <w:r>
-        <w:t xml:space="preserve">Смирновой Вере Алексеевне</w:t>
-      </w:r>
-      <w:r>
-        <w:t xml:space="preserve"> по телефону </w:t>
-      </w:r>
-      <w:r>
-        <w:t xml:space="preserve">+7 (499) 410-78-86</w:t>
-      </w:r>
-      <w:r>
-        <w:t xml:space="preserve">.</w:t>
-      </w:r>
-    </w:p>
-    <w:p>
-      <w:r>
-        <w:t xml:space="preserve">3.3. Срок исполнения обязательств — </w:t>
-      </w:r>
-      <w:r>
-        <w:t xml:space="preserve">в течение сорока пяти рабочих дней с даты подписания Сторонами акта сдачи-приемки оказанных услуг</w:t>
-      </w:r>
-      <w:r>
-        <w:t xml:space="preserve">.</w:t>
-      </w:r>
-    </w:p>
-    <w:p/>
-    <w:p>
-      <w:r>
-        <w:rPr>
-          <w:b/>
-        </w:rPr>
-        <w:t xml:space="preserve">4. ПРОЧИЕ УСЛОВИЯ</w:t>
-      </w:r>
-    </w:p>
-    <w:p>
-      <w:r>
-        <w:t xml:space="preserve">4.1. </w:t>
-      </w:r>
-      <w:r>
-        <w:t xml:space="preserve">Стороны несут ответственность за неисполнение или ненадлежащее исполнение обязательств в соответствии с законодательством Российской Федерации.</w:t>
-      </w:r>
-    </w:p>
-    <w:p>
-      <w:r>
-        <w:t xml:space="preserve">4.2. </w:t>
-      </w:r>
-      <w:r>
-        <w:t xml:space="preserve">Размер неустойки за нарушение сроков оплаты: </w:t>
-      </w:r>
-      <w:r>
-        <w:t xml:space="preserve">0,5 процента годовых</w:t>
-      </w:r>
-      <w:r>
-        <w:t xml:space="preserve">. Предельный размер ответственности: </w:t>
-      </w:r>
-      <w:r>
-        <w:t xml:space="preserve">1/300 ключевой ставки ЦБ РФ от цены Договора</w:t>
-      </w:r>
-      <w:r>
-        <w:t xml:space="preserve">.</w:t>
-      </w:r>
-    </w:p>
-    <w:p>
-      <w:r>
-        <w:t xml:space="preserve">4.3. </w:t>
-      </w:r>
-      <w:r>
-        <w:t xml:space="preserve">Стороны освобождаются от ответственности при наступлении обстоятельств непреодолимой силы, если они прямо повлияли на исполнение обязательств.</w:t>
-      </w:r>
-    </w:p>
-    <w:p>
-      <w:r>
-        <w:t xml:space="preserve">4.4. </w:t>
-      </w:r>
-      <w:r>
-        <w:t xml:space="preserve">Сторона, для которой создалась невозможность исполнения, обязана уведомить другую Сторону. Срок уведомления — </w:t>
-      </w:r>
-      <w:r>
-        <w:t xml:space="preserve">в течение 7 (Семи) банковских дней с момента выставления счета</w:t>
-      </w:r>
-      <w:r>
-        <w:t xml:space="preserve">.</w:t>
-      </w:r>
-    </w:p>
-    <w:p>
-      <w:r>
-        <w:t xml:space="preserve">4.5. </w:t>
-      </w:r>
-      <w:r>
-        <w:t xml:space="preserve">Все споры и разногласия решаются путём переговоров. Претензионный порядок обязателен, срок ответа на претензию — </w:t>
-      </w:r>
-      <w:r>
-        <w:t xml:space="preserve">не позднее 01.03.2026</w:t>
-      </w:r>
-      <w:r>
-        <w:t xml:space="preserve">.</w:t>
-      </w:r>
-    </w:p>
-    <w:p/>
-    <w:p/>
-    <w:p/>
-    <w:p>
-      <w:r>
-        <w:rPr>
-          <w:b/>
-        </w:rPr>
-        <w:t xml:space="preserve">9. КОНТРОЛЬНЫЕ ВЕЛИЧИНЫ</w:t>
-      </w:r>
-    </w:p>
-    <w:p>
-      <w:r>
-        <w:t xml:space="preserve">9.1. Контрольная запись: </w:t>
-      </w:r>
-      <w:r>
-        <w:rPr>
-          <w:b/>
-        </w:rPr>
-        <w:t xml:space="preserve">в течение 3</w:t>
-      </w:r>
-      <w:r>
-        <w:t xml:space="preserve">0 дней с момента поступления денежных средств на расчетный счет</w:t>
-      </w:r>
-      <w:r>
-        <w:t xml:space="preserve">.</w:t>
-      </w:r>
-    </w:p>
-    <w:p>
-      <w:r>
-        <w:t xml:space="preserve">9.2. Контрольная запись: </w:t>
-      </w:r>
-      <w:r>
-        <w:rPr>
-          <w:b/>
-        </w:rPr>
-        <w:t xml:space="preserve">52Ф-01</w:t>
-      </w:r>
-      <w:r>
-        <w:t xml:space="preserve">705/12-895Д</w:t>
-      </w:r>
-      <w:r>
-        <w:t xml:space="preserve">.</w:t>
-      </w:r>
-    </w:p>
-    <w:p>
-      <w:r>
-        <w:t xml:space="preserve">9.3. Контрольная запись: </w:t>
-      </w:r>
-      <w:r>
-        <w:rPr>
-          <w:b/>
-        </w:rPr>
-        <w:t xml:space="preserve">7 7</w:t>
-      </w:r>
-      <w:r>
-        <w:t xml:space="preserve">90 000 руб. 50 копеек</w:t>
-      </w:r>
-      <w:r>
-        <w:t xml:space="preserve">.</w:t>
-      </w:r>
-    </w:p>
-    <w:p>
-      <w:r>
-        <w:t xml:space="preserve">9.4. Контрольная запись (таблица):</w:t>
+    <w:p>
+      <w:r>
+        <w:t xml:space="preserve">2.9. </w:t>
+      </w:r>
+      <w:r>
+        <w:t xml:space="preserve">Платёж по налогу перечисляется на код бюджетной классификации </w:t>
+      </w:r>
+      <w:r>
+        <w:t xml:space="preserve">182 101 010 110 110 001 10</w:t>
+      </w:r>
+      <w:r>
+        <w:t xml:space="preserve">, получатель — территориальный орган Федерального казначейства.</w:t>
+      </w:r>
+    </w:p>
+    <w:p>
+      <w:r>
+        <w:t xml:space="preserve">2.10. </w:t>
+      </w:r>
+      <w:r>
+        <w:t xml:space="preserve">Полномочия подтверждаются свидетельством о рождении, выдано </w:t>
+      </w:r>
+      <w:r>
+        <w:t xml:space="preserve">16.10.2011</w:t>
+      </w:r>
+      <w:r>
+        <w:t xml:space="preserve"> отделом ЗАГС.</w:t>
       </w:r>
     </w:p>
     <w:tbl>
@@ -715,7 +555,7 @@
           </w:tcPr>
           <w:p>
             <w:r>
-              <w:t xml:space="preserve">1/1</w:t>
+              <w:t xml:space="preserve">9</w:t>
             </w:r>
           </w:p>
         </w:tc>
@@ -725,44 +565,220 @@
           </w:tcPr>
           <w:p>
             <w:r>
-              <w:t xml:space="preserve">50 ключевой ставки ЦБ РФ от стоимости неоплаченных работ</w:t>
+              <w:t xml:space="preserve">РУБ.</w:t>
             </w:r>
           </w:p>
         </w:tc>
       </w:tr>
     </w:tbl>
-    <w:p/>
-    <w:p/>
-    <w:p>
-      <w:r>
-        <w:rPr>
-          <w:b/>
-        </w:rPr>
-        <w:t xml:space="preserve">11. УСЛОВИЯ, ОФОРМЛЕННЫЕ СРЕДСТВАМИ РЕДАКТОРА</w:t>
-      </w:r>
-    </w:p>
-    <w:p>
-      <w:r>
-        <w:t xml:space="preserve">11.1. Прежняя редакция пункта: </w:t>
-      </w:r>
-      <w:del w:id="1" w:author="Юрист" w:date="2024-01-01T00:00:00Z">
-        <w:r>
-          <w:delText xml:space="preserve">1 234 567 (Один миллион двести тридцать четыре тысячи пятьсот шестьдесят семь) рублей 13 копеек</w:delText>
-        </w:r>
-      </w:del>
-      <w:r>
-        <w:t xml:space="preserve">утратила силу.</w:t>
-      </w:r>
-    </w:p>
-    <w:p>
-      <w:r>
-        <w:rPr>
-          <w:b/>
-        </w:rPr>
-        <w:t xml:space="preserve">РЕКВИЗИТЫ И ПОДПИСИ СТОРОН</w:t>
-      </w:r>
-    </w:p>
-    <w:p/>
+    <w:p>
+      <w:r>
+        <w:t xml:space="preserve">2.11. </w:t>
+      </w:r>
+      <w:r>
+        <w:t xml:space="preserve">Поставке подлежит насос модели </w:t>
+      </w:r>
+      <w:r>
+        <w:t xml:space="preserve">ЭЦВ-6-10-80h</w:t>
+      </w:r>
+      <w:r>
+        <w:t xml:space="preserve"> и кабель марки </w:t>
+      </w:r>
+      <w:r>
+        <w:t xml:space="preserve">ВВГнг(А)-LSt</w:t>
+      </w:r>
+      <w:r>
+        <w:t xml:space="preserve">.</w:t>
+      </w:r>
+    </w:p>
+    <w:p/>
+    <w:p>
+      <w:r>
+        <w:rPr>
+          <w:b/>
+        </w:rPr>
+        <w:t xml:space="preserve">3. МЕСТО И СРОКИ ИСПОЛНЕНИЯ</w:t>
+      </w:r>
+    </w:p>
+    <w:p>
+      <w:r>
+        <w:t xml:space="preserve">3.1. Место исполнения обязательств: </w:t>
+      </w:r>
+      <w:r>
+        <w:t xml:space="preserve">420111, г. Казань, ш. Октябрьская, д. 77, кв. 128</w:t>
+      </w:r>
+      <w:r>
+        <w:t xml:space="preserve">.</w:t>
+      </w:r>
+    </w:p>
+    <w:p>
+      <w:r>
+        <w:t xml:space="preserve">3.2. Уведомления направляются </w:t>
+      </w:r>
+      <w:r>
+        <w:t xml:space="preserve">Смирновой Вере Алексеевне</w:t>
+      </w:r>
+      <w:r>
+        <w:t xml:space="preserve"> по телефону </w:t>
+      </w:r>
+      <w:r>
+        <w:t xml:space="preserve">+7 (499) 114-29-51</w:t>
+      </w:r>
+      <w:r>
+        <w:t xml:space="preserve">.</w:t>
+      </w:r>
+    </w:p>
+    <w:p>
+      <w:r>
+        <w:t xml:space="preserve">3.3. Срок исполнения обязательств — </w:t>
+      </w:r>
+      <w:r>
+        <w:t xml:space="preserve">в течение десяти рабочих дней с даты подписания Сторонами акта сдачи-приемки оказанных услуг</w:t>
+      </w:r>
+      <w:r>
+        <w:t xml:space="preserve">.</w:t>
+      </w:r>
+    </w:p>
+    <w:p/>
+    <w:p>
+      <w:r>
+        <w:rPr>
+          <w:b/>
+        </w:rPr>
+        <w:t xml:space="preserve">4. ПРОЧИЕ УСЛОВИЯ</w:t>
+      </w:r>
+    </w:p>
+    <w:p>
+      <w:r>
+        <w:t xml:space="preserve">4.1. </w:t>
+      </w:r>
+      <w:r>
+        <w:t xml:space="preserve">Стороны несут ответственность за неисполнение или ненадлежащее исполнение обязательств в соответствии с законодательством Российской Федерации.</w:t>
+      </w:r>
+    </w:p>
+    <w:p>
+      <w:r>
+        <w:t xml:space="preserve">4.2. </w:t>
+      </w:r>
+      <w:r>
+        <w:t xml:space="preserve">Размер неустойки за нарушение сроков оплаты: </w:t>
+      </w:r>
+      <w:r>
+        <w:t xml:space="preserve">0,5 процента годовых</w:t>
+      </w:r>
+      <w:r>
+        <w:t xml:space="preserve">. Предельный размер ответственности: </w:t>
+      </w:r>
+      <w:r>
+        <w:t xml:space="preserve">1/300 ключевой ставки ЦБ РФ от цены Договора</w:t>
+      </w:r>
+      <w:r>
+        <w:t xml:space="preserve">.</w:t>
+      </w:r>
+    </w:p>
+    <w:p>
+      <w:r>
+        <w:t xml:space="preserve">4.3. </w:t>
+      </w:r>
+      <w:r>
+        <w:t xml:space="preserve">Стороны освобождаются от ответственности при наступлении обстоятельств непреодолимой силы, если они прямо повлияли на исполнение обязательств.</w:t>
+      </w:r>
+    </w:p>
+    <w:p>
+      <w:r>
+        <w:t xml:space="preserve">4.4. </w:t>
+      </w:r>
+      <w:r>
+        <w:t xml:space="preserve">Сторона, для которой создалась невозможность исполнения, обязана уведомить другую Сторону. Срок уведомления — </w:t>
+      </w:r>
+      <w:r>
+        <w:t xml:space="preserve">в течение 3 (Трёх) банковских дней с момента выставления счета</w:t>
+      </w:r>
+      <w:r>
+        <w:t xml:space="preserve">.</w:t>
+      </w:r>
+    </w:p>
+    <w:p>
+      <w:r>
+        <w:t xml:space="preserve">4.5. </w:t>
+      </w:r>
+      <w:r>
+        <w:t xml:space="preserve">Все споры и разногласия решаются путём переговоров. Претензионный порядок обязателен, срок ответа на претензию — </w:t>
+      </w:r>
+      <w:r>
+        <w:t xml:space="preserve">не позднее 26.07.2026</w:t>
+      </w:r>
+      <w:r>
+        <w:t xml:space="preserve">.</w:t>
+      </w:r>
+    </w:p>
+    <w:p/>
+    <w:p/>
+    <w:p/>
+    <w:p>
+      <w:r>
+        <w:rPr>
+          <w:b/>
+        </w:rPr>
+        <w:t xml:space="preserve">9. КОНТРОЛЬНЫЕ ВЕЛИЧИНЫ</w:t>
+      </w:r>
+    </w:p>
+    <w:p>
+      <w:r>
+        <w:t xml:space="preserve">9.1. Контрольная запись: </w:t>
+      </w:r>
+      <w:r>
+        <w:rPr>
+          <w:b/>
+        </w:rPr>
+        <w:t xml:space="preserve">в течение 4</w:t>
+      </w:r>
+      <w:r>
+        <w:t xml:space="preserve">5 дней с момента поступления денежных средств на расчетный счет</w:t>
+      </w:r>
+      <w:r>
+        <w:t xml:space="preserve">.</w:t>
+      </w:r>
+    </w:p>
+    <w:p>
+      <w:r>
+        <w:t xml:space="preserve">9.2. Контрольная запись: </w:t>
+      </w:r>
+      <w:r>
+        <w:rPr>
+          <w:b/>
+        </w:rPr>
+        <w:t xml:space="preserve">89Ф-90</w:t>
+      </w:r>
+      <w:r>
+        <w:t xml:space="preserve">156/10-571Д</w:t>
+      </w:r>
+      <w:r>
+        <w:t xml:space="preserve">.</w:t>
+      </w:r>
+    </w:p>
+    <w:p>
+      <w:r>
+        <w:t xml:space="preserve">9.3. Контрольная запись: </w:t>
+      </w:r>
+      <w:r>
+        <w:rPr>
+          <w:b/>
+        </w:rPr>
+        <w:t xml:space="preserve">63 3</w:t>
+      </w:r>
+      <w:r>
+        <w:t xml:space="preserve">00 000 руб. 50 копеек</w:t>
+      </w:r>
+      <w:r>
+        <w:t xml:space="preserve">.</w:t>
+      </w:r>
+    </w:p>
+    <w:p>
+      <w:r>
+        <w:t xml:space="preserve">9.4. Контрольная запись (таблица):</w:t>
+      </w:r>
+    </w:p>
     <w:tbl>
       <w:tblPr>
         <w:tblW w:w="9360" w:type="dxa"/>
@@ -786,87 +802,7 @@
           </w:tcPr>
           <w:p>
             <w:r>
-              <w:rPr>
-                <w:b/>
-              </w:rPr>
-              <w:t xml:space="preserve">Цедент:</w:t>
-            </w:r>
-          </w:p>
-          <w:p>
-            <w:r>
-              <w:t xml:space="preserve">Лебедев Дмитрий Иванович</w:t>
-            </w:r>
-          </w:p>
-          <w:p>
-            <w:r>
-              <w:t xml:space="preserve">Дата рождения: </w:t>
-            </w:r>
-            <w:r>
-              <w:t xml:space="preserve">06.10.1969</w:t>
-            </w:r>
-          </w:p>
-          <w:p>
-            <w:r>
-              <w:t xml:space="preserve">Адрес регистрации: </w:t>
-            </w:r>
-            <w:r>
-              <w:t xml:space="preserve">394000, г. Воронеж, ш. Ленина, д. 34, кв. 81</w:t>
-            </w:r>
-          </w:p>
-          <w:p>
-            <w:r>
-              <w:t xml:space="preserve">Паспорт </w:t>
-            </w:r>
-            <w:r>
-              <w:t xml:space="preserve">55 22 647784</w:t>
-            </w:r>
-            <w:r>
-              <w:t xml:space="preserve">, выдан ГУ МВД России по г. Москве 06.04.2003</w:t>
-            </w:r>
-            <w:r>
-              <w:t xml:space="preserve">, код подразделения </w:t>
-            </w:r>
-            <w:r>
-              <w:t xml:space="preserve">340-539</w:t>
-            </w:r>
-          </w:p>
-          <w:p>
-            <w:r>
-              <w:t xml:space="preserve">СНИЛС </w:t>
-            </w:r>
-            <w:r>
-              <w:t xml:space="preserve">039-238-258 69</w:t>
-            </w:r>
-            <w:r>
-              <w:t xml:space="preserve"> ИНН </w:t>
-            </w:r>
-            <w:r>
-              <w:t xml:space="preserve">927874697145</w:t>
-            </w:r>
-          </w:p>
-          <w:p>
-            <w:r>
-              <w:t xml:space="preserve">Тел.: </w:t>
-            </w:r>
-            <w:r>
-              <w:t xml:space="preserve">+7 (383) 960-88-91</w:t>
-            </w:r>
-          </w:p>
-          <w:p>
-            <w:r>
-              <w:t xml:space="preserve">E-mail: </w:t>
-            </w:r>
-            <w:r>
-              <w:t xml:space="preserve">lebedev@yandex.ru</w:t>
-            </w:r>
-          </w:p>
-          <w:p/>
-          <w:p>
-            <w:r>
-              <w:t xml:space="preserve">______________ </w:t>
-            </w:r>
-            <w:r>
-              <w:t xml:space="preserve">Лебедев Д. И.</w:t>
+              <w:t xml:space="preserve">1/1</w:t>
             </w:r>
           </w:p>
         </w:tc>
@@ -876,6 +812,157 @@
           </w:tcPr>
           <w:p>
             <w:r>
+              <w:t xml:space="preserve">50 ключевой ставки ЦБ РФ от стоимости неоплаченных работ</w:t>
+            </w:r>
+          </w:p>
+        </w:tc>
+      </w:tr>
+    </w:tbl>
+    <w:p/>
+    <w:p/>
+    <w:p>
+      <w:r>
+        <w:rPr>
+          <w:b/>
+        </w:rPr>
+        <w:t xml:space="preserve">11. УСЛОВИЯ, ОФОРМЛЕННЫЕ СРЕДСТВАМИ РЕДАКТОРА</w:t>
+      </w:r>
+    </w:p>
+    <w:p>
+      <w:r>
+        <w:t xml:space="preserve">11.1. Прежняя редакция пункта: </w:t>
+      </w:r>
+      <w:del w:id="1" w:author="Юрист" w:date="2024-01-01T00:00:00Z">
+        <w:r>
+          <w:delText xml:space="preserve">1 234 567 (Один миллион двести тридцать четыре тысячи пятьсот шестьдесят семь) рублей 13 копеек</w:delText>
+        </w:r>
+      </w:del>
+      <w:r>
+        <w:t xml:space="preserve">утратила силу.</w:t>
+      </w:r>
+    </w:p>
+    <w:p>
+      <w:r>
+        <w:rPr>
+          <w:b/>
+        </w:rPr>
+        <w:t xml:space="preserve">РЕКВИЗИТЫ И ПОДПИСИ СТОРОН</w:t>
+      </w:r>
+    </w:p>
+    <w:p/>
+    <w:tbl>
+      <w:tblPr>
+        <w:tblW w:w="9360" w:type="dxa"/>
+        <w:tblBorders>
+          <w:top w:val="single" w:sz="4" w:color="auto"/>
+          <w:left w:val="single" w:sz="4" w:color="auto"/>
+          <w:bottom w:val="single" w:sz="4" w:color="auto"/>
+          <w:right w:val="single" w:sz="4" w:color="auto"/>
+          <w:insideH w:val="single" w:sz="4" w:color="auto"/>
+          <w:insideV w:val="single" w:sz="4" w:color="auto"/>
+        </w:tblBorders>
+      </w:tblPr>
+      <w:tblGrid>
+        <w:gridCol w:w="4680"/>
+        <w:gridCol w:w="4680"/>
+      </w:tblGrid>
+      <w:tr>
+        <w:tc>
+          <w:tcPr>
+            <w:tcW w:w="4680" w:type="dxa"/>
+          </w:tcPr>
+          <w:p>
+            <w:r>
+              <w:rPr>
+                <w:b/>
+              </w:rPr>
+              <w:t xml:space="preserve">Цедент:</w:t>
+            </w:r>
+          </w:p>
+          <w:p>
+            <w:r>
+              <w:t xml:space="preserve">Лебедев Дмитрий Иванович</w:t>
+            </w:r>
+          </w:p>
+          <w:p>
+            <w:r>
+              <w:t xml:space="preserve">Дата рождения: </w:t>
+            </w:r>
+            <w:r>
+              <w:t xml:space="preserve">06.10.1969</w:t>
+            </w:r>
+          </w:p>
+          <w:p>
+            <w:r>
+              <w:t xml:space="preserve">Адрес регистрации: </w:t>
+            </w:r>
+            <w:r>
+              <w:t xml:space="preserve">170100, г. Тверь, ул. Ленинградская, д. 53, кв. 52</w:t>
+            </w:r>
+          </w:p>
+          <w:p>
+            <w:r>
+              <w:t xml:space="preserve">Паспорт </w:t>
+            </w:r>
+            <w:r>
+              <w:t xml:space="preserve">55 22 647784</w:t>
+            </w:r>
+            <w:r>
+              <w:t xml:space="preserve">, выдан ГУ МВД России по г. Москве 06.04.2003</w:t>
+            </w:r>
+            <w:r>
+              <w:t xml:space="preserve">, код подразделения </w:t>
+            </w:r>
+            <w:r>
+              <w:t xml:space="preserve">340-539</w:t>
+            </w:r>
+          </w:p>
+          <w:p>
+            <w:r>
+              <w:t xml:space="preserve">СНИЛС </w:t>
+            </w:r>
+            <w:r>
+              <w:t xml:space="preserve">039-238-258 69</w:t>
+            </w:r>
+            <w:r>
+              <w:t xml:space="preserve"> ИНН </w:t>
+            </w:r>
+            <w:r>
+              <w:t xml:space="preserve">927874697145</w:t>
+            </w:r>
+          </w:p>
+          <w:p>
+            <w:r>
+              <w:t xml:space="preserve">Тел.: </w:t>
+            </w:r>
+            <w:r>
+              <w:t xml:space="preserve">+7 (843) 288-96-32</w:t>
+            </w:r>
+          </w:p>
+          <w:p>
+            <w:r>
+              <w:t xml:space="preserve">E-mail: </w:t>
+            </w:r>
+            <w:r>
+              <w:t xml:space="preserve">lebedev@corp-tehno.ru</w:t>
+            </w:r>
+          </w:p>
+          <w:p/>
+          <w:p>
+            <w:r>
+              <w:t xml:space="preserve">______________ </w:t>
+            </w:r>
+            <w:r>
+              <w:t xml:space="preserve">Лебедев Д. И.</w:t>
+            </w:r>
+          </w:p>
+        </w:tc>
+        <w:tc>
+          <w:tcPr>
+            <w:tcW w:w="4680" w:type="dxa"/>
+          </w:tcPr>
+          <w:p>
+            <w:r>
               <w:rPr>
                 <w:b/>
               </w:rPr>
@@ -900,7 +987,7 @@
               <w:t xml:space="preserve">Адрес регистрации: </w:t>
             </w:r>
             <w:r>
-              <w:t xml:space="preserve">143400, г. Красногорск, ул. Ленинградская, д. 53, кв. 52</w:t>
+              <w:t xml:space="preserve">141400, г. Химки, пер. Советская, д. 65, кв. 29</w:t>
             </w:r>
           </w:p>
           <w:p>
@@ -939,7 +1026,7 @@
               <w:t xml:space="preserve">Тел.: </w:t>
             </w:r>
             <w:r>
-              <w:t xml:space="preserve">+7 (843) 288-96-32</w:t>
+              <w:t xml:space="preserve">+7 (383) 953-83-36</w:t>
             </w:r>
           </w:p>
           <w:p>
@@ -947,7 +1034,7 @@
               <w:t xml:space="preserve">E-mail: </w:t>
             </w:r>
             <w:r>
-              <w:t xml:space="preserve">smirnova@corp-tehno.ru</w:t>
+              <w:t xml:space="preserve">smirnova@inbox.ru</w:t>
             </w:r>
           </w:p>
           <w:p/>
@@ -1007,13 +1094,13 @@
       <w:t xml:space="preserve">Исполнитель документа: </w:t>
     </w:r>
     <w:r>
-      <w:t xml:space="preserve">Макаров А. С.</w:t>
+      <w:t xml:space="preserve">Белов Н. А.</w:t>
     </w:r>
     <w:r>
       <w:t xml:space="preserve">, тел. </w:t>
     </w:r>
     <w:r>
-      <w:t xml:space="preserve">8(846)2125340</w:t>
+      <w:t xml:space="preserve">8(843)9923930</w:t>
     </w:r>
   </w:p>
 </w:ftr>
@@ -1026,13 +1113,13 @@
       <w:t xml:space="preserve">ИП Лебедев Д. И. · </w:t>
     </w:r>
     <w:r>
-      <w:t xml:space="preserve">+7 (812) 140-47-74</w:t>
+      <w:t xml:space="preserve">+7 (499) 772-24-53</w:t>
     </w:r>
     <w:r>
       <w:t xml:space="preserve"> · </w:t>
     </w:r>
     <w:r>
-      <w:t xml:space="preserve">lebedev@mail.ru</w:t>
+      <w:t xml:space="preserve">lebedev@gmail.com</w:t>
     </w:r>
   </w:p>
 </w:hdr>

--- a/tests/corpus_v2/docs/cx_cession_0015.docx
+++ b/tests/corpus_v2/docs/cx_cession_0015.docx
@@ -170,6 +170,101 @@
         <w:t xml:space="preserve">Цедент отвечает за недействительность переданного требования, но не отвечает за неисполнение обязательства должником.</w:t>
       </w:r>
     </w:p>
+    <w:p>
+      <w:r>
+        <w:t xml:space="preserve">1.5. </w:t>
+      </w:r>
+      <w:r>
+        <w:t xml:space="preserve">Товар отгружается по товарной накладной ТОРГ-12 № </w:t>
+      </w:r>
+      <w:r>
+        <w:t xml:space="preserve">044927096</w:t>
+      </w:r>
+      <w:r>
+        <w:t xml:space="preserve">. Позиция учитывается в каталоге поставщика под номером </w:t>
+      </w:r>
+      <w:r>
+        <w:t xml:space="preserve">048119743</w:t>
+      </w:r>
+      <w:r>
+        <w:t xml:space="preserve">. Серийный номер агрегата — </w:t>
+      </w:r>
+      <w:r>
+        <w:t xml:space="preserve">048121071</w:t>
+      </w:r>
+      <w:r>
+        <w:t xml:space="preserve">.</w:t>
+      </w:r>
+    </w:p>
+    <w:p>
+      <w:r>
+        <w:t xml:space="preserve">1.6. </w:t>
+      </w:r>
+      <w:r>
+        <w:t xml:space="preserve">Целевые средства перечисляются по коду цели </w:t>
+      </w:r>
+      <w:r>
+        <w:t xml:space="preserve">041008032</w:t>
+      </w:r>
+      <w:r>
+        <w:t xml:space="preserve">, установленному приказом Минфина России от 01.12.2010 № 157н. </w:t>
+      </w:r>
+      <w:r>
+        <w:t xml:space="preserve">БИК не указан, номер заявки — </w:t>
+      </w:r>
+      <w:r>
+        <w:t xml:space="preserve">042118338</w:t>
+      </w:r>
+      <w:r>
+        <w:t xml:space="preserve">.</w:t>
+      </w:r>
+    </w:p>
+    <w:p>
+      <w:r>
+        <w:t xml:space="preserve">1.7. </w:t>
+      </w:r>
+      <w:r>
+        <w:t xml:space="preserve">Абоненту открыт лицевой счёт </w:t>
+      </w:r>
+      <w:r>
+        <w:t xml:space="preserve">85342383505</w:t>
+      </w:r>
+      <w:r>
+        <w:t xml:space="preserve">. Спецификация зарегистрирована за номером </w:t>
+      </w:r>
+      <w:r>
+        <w:t xml:space="preserve">80418132189</w:t>
+      </w:r>
+      <w:r>
+        <w:t xml:space="preserve">. Счётчик имеет заводской номер </w:t>
+      </w:r>
+      <w:r>
+        <w:t xml:space="preserve">89425202397</w:t>
+      </w:r>
+      <w:r>
+        <w:t xml:space="preserve">.</w:t>
+      </w:r>
+    </w:p>
+    <w:p>
+      <w:r>
+        <w:t xml:space="preserve">1.8. </w:t>
+      </w:r>
+      <w:r>
+        <w:t xml:space="preserve">Регистрационная запись в реестре — </w:t>
+      </w:r>
+      <w:r>
+        <w:t xml:space="preserve">85326860302</w:t>
+      </w:r>
+      <w:r>
+        <w:t xml:space="preserve"> по правилам статьи 434 Гражданского кодекса Российской Федерации. Уведомление направлено за исходящим № </w:t>
+      </w:r>
+      <w:r>
+        <w:t xml:space="preserve">85163479838</w:t>
+      </w:r>
+      <w:r>
+        <w:t xml:space="preserve">.</w:t>
+      </w:r>
+    </w:p>
     <w:p/>
     <w:p>
       <w:r>
@@ -184,7 +279,7 @@
         <w:t xml:space="preserve">2.1. Общая цена Договора: </w:t>
       </w:r>
       <w:r>
-        <w:t xml:space="preserve">520 000,98 (Пятьсот двадцать тысяч) ₽</w:t>
+        <w:t xml:space="preserve">9 540 000,29 (Девять миллионов пятьсот сорок тысяч) ₽</w:t>
       </w:r>
       <w:r>
         <w:t xml:space="preserve">, </w:t>
@@ -212,7 +307,7 @@
         <w:t xml:space="preserve">2.3. Срок оплаты — </w:t>
       </w:r>
       <w:r>
-        <w:t xml:space="preserve">в течение 24 месяцев со дня предъявления требования</w:t>
+        <w:t xml:space="preserve">в течение 12 месяцев со дня предъявления требования</w:t>
       </w:r>
       <w:r>
         <w:t xml:space="preserve">.</w:t>
@@ -243,7 +338,7 @@
         <w:t xml:space="preserve">, артикул </w:t>
       </w:r>
       <w:r>
-        <w:t xml:space="preserve">RM-7881-71</w:t>
+        <w:t xml:space="preserve">RM-9743-57</w:t>
       </w:r>
       <w:r>
         <w:t xml:space="preserve">, код </w:t>
@@ -303,43 +398,43 @@
         <w:t xml:space="preserve">. Товар отгружается с сопроводительным документом паспорт качества № </w:t>
       </w:r>
       <w:r>
-        <w:t xml:space="preserve">18 02 136903</w:t>
+        <w:t xml:space="preserve">56 09 378721</w:t>
       </w:r>
       <w:r>
         <w:t xml:space="preserve">. К партии приложен паспорт изделия № </w:t>
       </w:r>
       <w:r>
-        <w:t xml:space="preserve">53 05 304873</w:t>
+        <w:t xml:space="preserve">94 02 453714</w:t>
       </w:r>
       <w:r>
         <w:t xml:space="preserve">. Оборудование поставляется с паспортом транспортного средства № </w:t>
       </w:r>
       <w:r>
-        <w:t xml:space="preserve">32 14 396199</w:t>
+        <w:t xml:space="preserve">63 17 453946</w:t>
       </w:r>
       <w:r>
         <w:t xml:space="preserve">. Приёмка производится согласно техническому паспорту </w:t>
       </w:r>
       <w:r>
-        <w:t xml:space="preserve">13 07 503583</w:t>
+        <w:t xml:space="preserve">07 20 967260</w:t>
       </w:r>
       <w:r>
         <w:t xml:space="preserve">. СНИЛС не указан, номер заказа </w:t>
       </w:r>
       <w:r>
-        <w:t xml:space="preserve">200-597-735 82</w:t>
+        <w:t xml:space="preserve">241-655-103 53</w:t>
       </w:r>
       <w:r>
         <w:t xml:space="preserve">. Дата рождения не проставлена, документ выдан </w:t>
       </w:r>
       <w:r>
-        <w:t xml:space="preserve">08.07.2023</w:t>
+        <w:t xml:space="preserve">12.05.2016</w:t>
       </w:r>
       <w:r>
         <w:t xml:space="preserve">. Код подразделения, см. артикул </w:t>
       </w:r>
       <w:r>
-        <w:t xml:space="preserve">723-912</w:t>
+        <w:t xml:space="preserve">459-388</w:t>
       </w:r>
       <w:r>
         <w:t xml:space="preserve">. Цена — </w:t>
@@ -359,25 +454,25 @@
         <w:t xml:space="preserve">Товар маркирован штрихкодом </w:t>
       </w:r>
       <w:r>
-        <w:t xml:space="preserve">4605163479838</w:t>
+        <w:t xml:space="preserve">4609051065456</w:t>
       </w:r>
       <w:r>
         <w:t xml:space="preserve">. Код контрагента по ОКПО — </w:t>
       </w:r>
       <w:r>
-        <w:t xml:space="preserve">5335942024</w:t>
+        <w:t xml:space="preserve">6193340473</w:t>
       </w:r>
       <w:r>
         <w:t xml:space="preserve">. Оборудование учтено под инвентарным номером </w:t>
       </w:r>
       <w:r>
-        <w:t xml:space="preserve">042979861</w:t>
+        <w:t xml:space="preserve">049490011</w:t>
       </w:r>
       <w:r>
         <w:t xml:space="preserve">, складской позиции присвоен номер </w:t>
       </w:r>
       <w:r>
-        <w:t xml:space="preserve">827130076</w:t>
+        <w:t xml:space="preserve">603060467</w:t>
       </w:r>
       <w:r>
         <w:t xml:space="preserve">.</w:t>
@@ -391,19 +486,19 @@
         <w:t xml:space="preserve">Оплата по счёту-фактуре на КБК </w:t>
       </w:r>
       <w:r>
-        <w:t xml:space="preserve">18210101011011000151</w:t>
+        <w:t xml:space="preserve">18210101011011000188</w:t>
       </w:r>
       <w:r>
         <w:t xml:space="preserve">. ИНН не присвоен, регистрационный № </w:t>
       </w:r>
       <w:r>
-        <w:t xml:space="preserve">2986753649</w:t>
+        <w:t xml:space="preserve">1985059401</w:t>
       </w:r>
       <w:r>
         <w:t xml:space="preserve">. ИНН не присвоен, платёжный документ № </w:t>
       </w:r>
       <w:r>
-        <w:t xml:space="preserve">018318981497</w:t>
+        <w:t xml:space="preserve">855282172459</w:t>
       </w:r>
       <w:r>
         <w:t xml:space="preserve">. Заказчик действует в лице </w:t>
@@ -423,7 +518,7 @@
         <w:t xml:space="preserve">Массовая доля влаги в товаре — </w:t>
       </w:r>
       <w:r>
-        <w:t xml:space="preserve">не более 14 %</w:t>
+        <w:t xml:space="preserve">не более 12 %</w:t>
       </w:r>
       <w:r>
         <w:t xml:space="preserve">. Товар подлежит хранению </w:t>
@@ -498,7 +593,7 @@
           </w:tcPr>
           <w:p>
             <w:r>
-              <w:t xml:space="preserve">4095941722</w:t>
+              <w:t xml:space="preserve">1162315905</w:t>
             </w:r>
           </w:p>
         </w:tc>
@@ -526,7 +621,7 @@
         <w:t xml:space="preserve">Полномочия подтверждаются свидетельством о рождении, выдано </w:t>
       </w:r>
       <w:r>
-        <w:t xml:space="preserve">16.10.2011</w:t>
+        <w:t xml:space="preserve">18.10.2015</w:t>
       </w:r>
       <w:r>
         <w:t xml:space="preserve"> отделом ЗАГС.</w:t>
@@ -605,7 +700,7 @@
         <w:t xml:space="preserve">3.1. Место исполнения обязательств: </w:t>
       </w:r>
       <w:r>
-        <w:t xml:space="preserve">420111, г. Казань, ш. Октябрьская, д. 77, кв. 128</w:t>
+        <w:t xml:space="preserve">143400, г. Красногорск, пер. Мира, д. 54, кв. 139</w:t>
       </w:r>
       <w:r>
         <w:t xml:space="preserve">.</w:t>
@@ -622,7 +717,7 @@
         <w:t xml:space="preserve"> по телефону </w:t>
       </w:r>
       <w:r>
-        <w:t xml:space="preserve">+7 (499) 114-29-51</w:t>
+        <w:t xml:space="preserve">+7 (495) 112-23-62</w:t>
       </w:r>
       <w:r>
         <w:t xml:space="preserve">.</w:t>
@@ -633,7 +728,111 @@
         <w:t xml:space="preserve">3.3. Срок исполнения обязательств — </w:t>
       </w:r>
       <w:r>
-        <w:t xml:space="preserve">в течение десяти рабочих дней с даты подписания Сторонами акта сдачи-приемки оказанных услуг</w:t>
+        <w:t xml:space="preserve">в течение шестидесяти рабочих дней с даты подписания Сторонами акта сдачи-приемки оказанных услуг</w:t>
+      </w:r>
+      <w:r>
+        <w:t xml:space="preserve">.</w:t>
+      </w:r>
+    </w:p>
+    <w:p>
+      <w:r>
+        <w:t xml:space="preserve">3.4. </w:t>
+      </w:r>
+      <w:r>
+        <w:t xml:space="preserve">Работы выполняются за счёт средств бюджета по коду бюджетной классификации </w:t>
+      </w:r>
+      <w:r>
+        <w:t xml:space="preserve">18225596816632912974</w:t>
+      </w:r>
+      <w:r>
+        <w:t xml:space="preserve">. Счётчик имеет заводской номер </w:t>
+      </w:r>
+      <w:r>
+        <w:t xml:space="preserve">39245898524339093105</w:t>
+      </w:r>
+      <w:r>
+        <w:t xml:space="preserve">.</w:t>
+      </w:r>
+    </w:p>
+    <w:p>
+      <w:r>
+        <w:t xml:space="preserve">3.5. </w:t>
+      </w:r>
+      <w:r>
+        <w:t xml:space="preserve">В счёте на оплату указывается УИН </w:t>
+      </w:r>
+      <w:r>
+        <w:t xml:space="preserve">18209791626970364018</w:t>
+      </w:r>
+      <w:r>
+        <w:t xml:space="preserve">. Номер счёта-проформы — </w:t>
+      </w:r>
+      <w:r>
+        <w:t xml:space="preserve">77552119149926715598</w:t>
+      </w:r>
+      <w:r>
+        <w:t xml:space="preserve">. В силу статьи 855 Гражданского кодекса Российской Федерации списание со счёта ведётся по коду вида дохода </w:t>
+      </w:r>
+      <w:r>
+        <w:t xml:space="preserve">18210139612116428269</w:t>
+      </w:r>
+      <w:r>
+        <w:t xml:space="preserve">.</w:t>
+      </w:r>
+    </w:p>
+    <w:p>
+      <w:r>
+        <w:t xml:space="preserve">3.6. </w:t>
+      </w:r>
+      <w:r>
+        <w:t xml:space="preserve">ИНН у иностранного контрагента отсутствует, номер в торговом реестре — </w:t>
+      </w:r>
+      <w:r>
+        <w:t xml:space="preserve">2110119080</w:t>
+      </w:r>
+      <w:r>
+        <w:t xml:space="preserve">. ИНН указан в приложении, номер спецификации </w:t>
+      </w:r>
+      <w:r>
+        <w:t xml:space="preserve">8308778596</w:t>
+      </w:r>
+      <w:r>
+        <w:t xml:space="preserve">. ИНН присваивается в порядке статьи 84 Налогового кодекса Российской Федерации; номер решения о постановке на учёт — </w:t>
+      </w:r>
+      <w:r>
+        <w:t xml:space="preserve">0061617820</w:t>
+      </w:r>
+      <w:r>
+        <w:t xml:space="preserve">.</w:t>
+      </w:r>
+    </w:p>
+    <w:p>
+      <w:r>
+        <w:t xml:space="preserve">3.7. </w:t>
+      </w:r>
+      <w:r>
+        <w:t xml:space="preserve">Партии присвоен номер прослеживаемости </w:t>
+      </w:r>
+      <w:r>
+        <w:t xml:space="preserve">2815717802</w:t>
+      </w:r>
+      <w:r>
+        <w:t xml:space="preserve">. Массовая доля примеси в товаре — не более </w:t>
+      </w:r>
+      <w:r>
+        <w:t xml:space="preserve">1,7 %</w:t>
+      </w:r>
+      <w:r>
+        <w:t xml:space="preserve">. Погрешность измерения прибора — не более </w:t>
+      </w:r>
+      <w:r>
+        <w:t xml:space="preserve">0,2 %</w:t>
+      </w:r>
+      <w:r>
+        <w:t xml:space="preserve">. Оборудованию присвоен заводской номер </w:t>
+      </w:r>
+      <w:r>
+        <w:t xml:space="preserve">8701516739</w:t>
       </w:r>
       <w:r>
         <w:t xml:space="preserve">.</w:t>
@@ -692,7 +891,7 @@
         <w:t xml:space="preserve">Сторона, для которой создалась невозможность исполнения, обязана уведомить другую Сторону. Срок уведомления — </w:t>
       </w:r>
       <w:r>
-        <w:t xml:space="preserve">в течение 3 (Трёх) банковских дней с момента выставления счета</w:t>
+        <w:t xml:space="preserve">в течение 5 (Пяти) банковских дней с момента выставления счета</w:t>
       </w:r>
       <w:r>
         <w:t xml:space="preserve">.</w:t>
@@ -706,7 +905,125 @@
         <w:t xml:space="preserve">Все споры и разногласия решаются путём переговоров. Претензионный порядок обязателен, срок ответа на претензию — </w:t>
       </w:r>
       <w:r>
-        <w:t xml:space="preserve">не позднее 26.07.2026</w:t>
+        <w:t xml:space="preserve">не позднее 16.02.2025</w:t>
+      </w:r>
+      <w:r>
+        <w:t xml:space="preserve">.</w:t>
+      </w:r>
+    </w:p>
+    <w:p>
+      <w:r>
+        <w:t xml:space="preserve">4.6. </w:t>
+      </w:r>
+      <w:r>
+        <w:t xml:space="preserve">ИНН физического лица отсутствует, лицевой счёт абонента </w:t>
+      </w:r>
+      <w:r>
+        <w:t xml:space="preserve">667062208014</w:t>
+      </w:r>
+      <w:r>
+        <w:t xml:space="preserve">. ИНН приведён в приложении, код позиции </w:t>
+      </w:r>
+      <w:r>
+        <w:t xml:space="preserve">841654921758</w:t>
+      </w:r>
+      <w:r>
+        <w:t xml:space="preserve">. В силу статьи 86 Налогового кодекса Российской Федерации ИНН запрашивается налоговым органом; номер запроса — </w:t>
+      </w:r>
+      <w:r>
+        <w:t xml:space="preserve">825377930242</w:t>
+      </w:r>
+      <w:r>
+        <w:t xml:space="preserve">.</w:t>
+      </w:r>
+    </w:p>
+    <w:p>
+      <w:r>
+        <w:t xml:space="preserve">4.7. </w:t>
+      </w:r>
+      <w:r>
+        <w:t xml:space="preserve">Товарная накладная на партию имеет номер </w:t>
+      </w:r>
+      <w:r>
+        <w:t xml:space="preserve">451243584922</w:t>
+      </w:r>
+      <w:r>
+        <w:t xml:space="preserve">. Заводской номер контрольного модуля — </w:t>
+      </w:r>
+      <w:r>
+        <w:t xml:space="preserve">203704001411</w:t>
+      </w:r>
+      <w:r>
+        <w:t xml:space="preserve">. Проектный уклон кровли — </w:t>
+      </w:r>
+      <w:r>
+        <w:t xml:space="preserve">4 %</w:t>
+      </w:r>
+      <w:r>
+        <w:t xml:space="preserve">.</w:t>
+      </w:r>
+    </w:p>
+    <w:p>
+      <w:r>
+        <w:t xml:space="preserve">4.8. </w:t>
+      </w:r>
+      <w:r>
+        <w:t xml:space="preserve">Законом установлена предельная доля иностранного участия — </w:t>
+      </w:r>
+      <w:r>
+        <w:t xml:space="preserve">25 %</w:t>
+      </w:r>
+      <w:r>
+        <w:t xml:space="preserve">, как предусмотрено Федеральным законом о порядке осуществления иностранных инвестиций. Приложение № 3 к Договору содержит долю брака, не превышающую </w:t>
+      </w:r>
+      <w:r>
+        <w:t xml:space="preserve">2,9 %</w:t>
+      </w:r>
+      <w:r>
+        <w:t xml:space="preserve">.</w:t>
+      </w:r>
+    </w:p>
+    <w:p>
+      <w:r>
+        <w:t xml:space="preserve">4.9. </w:t>
+      </w:r>
+      <w:r>
+        <w:t xml:space="preserve">Срок годности товара — </w:t>
+      </w:r>
+      <w:r>
+        <w:t xml:space="preserve">в течение 18 месяцев</w:t>
+      </w:r>
+      <w:r>
+        <w:t xml:space="preserve"> с даты выпуска. Смесь выдерживается </w:t>
+      </w:r>
+      <w:r>
+        <w:t xml:space="preserve">в течение 24 часов</w:t>
+      </w:r>
+      <w:r>
+        <w:t xml:space="preserve"> без доступа влаги.</w:t>
+      </w:r>
+    </w:p>
+    <w:p>
+      <w:r>
+        <w:t xml:space="preserve">4.10. </w:t>
+      </w:r>
+      <w:r>
+        <w:t xml:space="preserve">Требования к качеству работ могут быть предъявлены </w:t>
+      </w:r>
+      <w:r>
+        <w:t xml:space="preserve">в течение одного года</w:t>
+      </w:r>
+      <w:r>
+        <w:t xml:space="preserve"> в силу статьи 725 Гражданского кодекса Российской Федерации. Поставщик работает на рынке </w:t>
+      </w:r>
+      <w:r>
+        <w:t xml:space="preserve">в течение 14 лет</w:t>
+      </w:r>
+      <w:r>
+        <w:t xml:space="preserve">. Отчётный период по Договору завершается </w:t>
+      </w:r>
+      <w:r>
+        <w:t xml:space="preserve">не позднее 23.06.2027</w:t>
       </w:r>
       <w:r>
         <w:t xml:space="preserve">.</w:t>
@@ -731,10 +1048,10 @@
         <w:rPr>
           <w:b/>
         </w:rPr>
-        <w:t xml:space="preserve">в течение 4</w:t>
-      </w:r>
-      <w:r>
-        <w:t xml:space="preserve">5 дней с момента поступления денежных средств на расчетный счет</w:t>
+        <w:t xml:space="preserve">в течение 1</w:t>
+      </w:r>
+      <w:r>
+        <w:t xml:space="preserve">4 дней с момента поступления денежных средств на расчетный счет</w:t>
       </w:r>
       <w:r>
         <w:t xml:space="preserve">.</w:t>
@@ -748,10 +1065,10 @@
         <w:rPr>
           <w:b/>
         </w:rPr>
-        <w:t xml:space="preserve">89Ф-90</w:t>
-      </w:r>
-      <w:r>
-        <w:t xml:space="preserve">156/10-571Д</w:t>
+        <w:t xml:space="preserve">14Ф-21</w:t>
+      </w:r>
+      <w:r>
+        <w:t xml:space="preserve">708/22-010Д</w:t>
       </w:r>
       <w:r>
         <w:t xml:space="preserve">.</w:t>
@@ -765,7 +1082,7 @@
         <w:rPr>
           <w:b/>
         </w:rPr>
-        <w:t xml:space="preserve">63 3</w:t>
+        <w:t xml:space="preserve">70 5</w:t>
       </w:r>
       <w:r>
         <w:t xml:space="preserve">00 000 руб. 50 копеек</w:t>
@@ -897,7 +1214,7 @@
               <w:t xml:space="preserve">Адрес регистрации: </w:t>
             </w:r>
             <w:r>
-              <w:t xml:space="preserve">170100, г. Тверь, ул. Ленинградская, д. 53, кв. 52</w:t>
+              <w:t xml:space="preserve">344002, г. Ростов-на-Дону, наб. Тверская, д. 46, кв. 51</w:t>
             </w:r>
           </w:p>
           <w:p>
@@ -936,7 +1253,7 @@
               <w:t xml:space="preserve">Тел.: </w:t>
             </w:r>
             <w:r>
-              <w:t xml:space="preserve">+7 (843) 288-96-32</w:t>
+              <w:t xml:space="preserve">+7 (495) 459-19-66</w:t>
             </w:r>
           </w:p>
           <w:p>
@@ -987,7 +1304,7 @@
               <w:t xml:space="preserve">Адрес регистрации: </w:t>
             </w:r>
             <w:r>
-              <w:t xml:space="preserve">141400, г. Химки, пер. Советская, д. 65, кв. 29</w:t>
+              <w:t xml:space="preserve">141300, г. Сергиев Посад, пер. Кирова, д. 60, кв. 63</w:t>
             </w:r>
           </w:p>
           <w:p>
@@ -1026,7 +1343,7 @@
               <w:t xml:space="preserve">Тел.: </w:t>
             </w:r>
             <w:r>
-              <w:t xml:space="preserve">+7 (383) 953-83-36</w:t>
+              <w:t xml:space="preserve">+7 (812) 872-89-81</w:t>
             </w:r>
           </w:p>
           <w:p>
@@ -1034,7 +1351,7 @@
               <w:t xml:space="preserve">E-mail: </w:t>
             </w:r>
             <w:r>
-              <w:t xml:space="preserve">smirnova@inbox.ru</w:t>
+              <w:t xml:space="preserve">smirnova@gmail.com</w:t>
             </w:r>
           </w:p>
           <w:p/>
@@ -1094,13 +1411,13 @@
       <w:t xml:space="preserve">Исполнитель документа: </w:t>
     </w:r>
     <w:r>
-      <w:t xml:space="preserve">Белов Н. А.</w:t>
+      <w:t xml:space="preserve">Новикова Л. Н.</w:t>
     </w:r>
     <w:r>
       <w:t xml:space="preserve">, тел. </w:t>
     </w:r>
     <w:r>
-      <w:t xml:space="preserve">8(843)9923930</w:t>
+      <w:t xml:space="preserve">8(812)3115375</w:t>
     </w:r>
   </w:p>
 </w:ftr>
@@ -1113,13 +1430,13 @@
       <w:t xml:space="preserve">ИП Лебедев Д. И. · </w:t>
     </w:r>
     <w:r>
-      <w:t xml:space="preserve">+7 (499) 772-24-53</w:t>
+      <w:t xml:space="preserve">+7 (383) 856-49-30</w:t>
     </w:r>
     <w:r>
       <w:t xml:space="preserve"> · </w:t>
     </w:r>
     <w:r>
-      <w:t xml:space="preserve">lebedev@gmail.com</w:t>
+      <w:t xml:space="preserve">lebedev@yandex.ru</w:t>
     </w:r>
   </w:p>
 </w:hdr>

--- a/tests/corpus_v2/docs/cx_cession_0015.docx
+++ b/tests/corpus_v2/docs/cx_cession_0015.docx
@@ -1158,6 +1158,37 @@
         <w:t xml:space="preserve">утратила силу.</w:t>
       </w:r>
     </w:p>
+    <w:p>
+      <w:r>
+        <w:rPr>
+          <w:b/>
+        </w:rPr>
+        <w:t xml:space="preserve">6. ОСОБЫЕ УСЛОВИЯ ОТДЕЛЬНЫХ ВИДОВ ДАННЫХ</w:t>
+      </w:r>
+    </w:p>
+    <w:p>
+      <w:r>
+        <w:t xml:space="preserve">6.1. Полномочия представителя подтверждены доверенностью, реестровый номер </w:t>
+      </w:r>
+      <w:r>
+        <w:t xml:space="preserve">16/89-н/16-2024-3-215</w:t>
+      </w:r>
+      <w:r>
+        <w:t xml:space="preserve">.</w:t>
+      </w:r>
+    </w:p>
+    <w:p>
+      <w:r>
+        <w:t xml:space="preserve">6.2. Для сопоставления в учёте указывается: </w:t>
+      </w:r>
+      <w:r>
+        <w:t xml:space="preserve">пп. 4/5-1 и 7/2-3 Правил страхования</w:t>
+      </w:r>
+      <w:r>
+        <w:t xml:space="preserve">.</w:t>
+      </w:r>
+    </w:p>
+    <w:p/>
     <w:p>
       <w:r>
         <w:rPr>

--- a/tests/corpus_v2/docs/cx_cession_0015.docx
+++ b/tests/corpus_v2/docs/cx_cession_0015.docx
@@ -318,7 +318,7 @@
         <w:t xml:space="preserve">2.4. Порядок выборки: </w:t>
       </w:r>
       <w:r>
-        <w:t xml:space="preserve">количество траншей</w:t>
+        <w:t xml:space="preserve">первый транш</w:t>
       </w:r>
       <w:r>
         <w:t xml:space="preserve"> определяется приложением к Договору.</w:t>
@@ -1168,21 +1168,87 @@
     </w:p>
     <w:p>
       <w:r>
-        <w:t xml:space="preserve">6.1. Полномочия представителя подтверждены доверенностью, реестровый номер </w:t>
-      </w:r>
-      <w:r>
-        <w:t xml:space="preserve">16/89-н/16-2024-3-215</w:t>
-      </w:r>
-      <w:r>
-        <w:t xml:space="preserve">.</w:t>
-      </w:r>
-    </w:p>
-    <w:p>
-      <w:r>
-        <w:t xml:space="preserve">6.2. Для сопоставления в учёте указывается: </w:t>
-      </w:r>
-      <w:r>
-        <w:t xml:space="preserve">пп. 4/5-1 и 7/2-3 Правил страхования</w:t>
+        <w:t xml:space="preserve">6.1. Работы выполняются на основании ранее заключённого Договора № </w:t>
+      </w:r>
+      <w:r>
+        <w:t xml:space="preserve">17595/001-сс</w:t>
+      </w:r>
+      <w:r>
+        <w:t xml:space="preserve"> между теми же сторонами.</w:t>
+      </w:r>
+    </w:p>
+    <w:p>
+      <w:r>
+        <w:t xml:space="preserve">6.2. Первичные документы: </w:t>
+      </w:r>
+      <w:r>
+        <w:t xml:space="preserve">как указано в пункте 4.2 настоящего Договора</w:t>
+      </w:r>
+      <w:r>
+        <w:t xml:space="preserve">.</w:t>
+      </w:r>
+    </w:p>
+    <w:p>
+      <w:r>
+        <w:t xml:space="preserve">6.3. Запись о лицензии внесена в реестр за регистрационным номером </w:t>
+      </w:r>
+      <w:r>
+        <w:t xml:space="preserve">144625873</w:t>
+      </w:r>
+      <w:r>
+        <w:t xml:space="preserve">.</w:t>
+      </w:r>
+    </w:p>
+    <w:p>
+      <w:r>
+        <w:t xml:space="preserve">6.4. Внутренний учёт ведётся отдельно: </w:t>
+      </w:r>
+      <w:r>
+        <w:t xml:space="preserve">инвентарный номер 123456789</w:t>
+      </w:r>
+      <w:r>
+        <w:t xml:space="preserve">.</w:t>
+      </w:r>
+    </w:p>
+    <w:p>
+      <w:r>
+        <w:t xml:space="preserve">6.5. Полномочия представителя подтверждены доверенностью, реестровый номер </w:t>
+      </w:r>
+      <w:r>
+        <w:t xml:space="preserve">50/121-н/50-2023-4-88</w:t>
+      </w:r>
+      <w:r>
+        <w:t xml:space="preserve">.</w:t>
+      </w:r>
+    </w:p>
+    <w:p>
+      <w:r>
+        <w:t xml:space="preserve">6.6. Для сопоставления в учёте указывается: </w:t>
+      </w:r>
+      <w:r>
+        <w:t xml:space="preserve">кадастровый номер 77:01:0004012:2211</w:t>
+      </w:r>
+      <w:r>
+        <w:t xml:space="preserve">.</w:t>
+      </w:r>
+    </w:p>
+    <w:p>
+      <w:r>
+        <w:t xml:space="preserve">6.7. Решение принято большинством в </w:t>
+      </w:r>
+      <w:r>
+        <w:t xml:space="preserve">25,5 % голосов от общего числа</w:t>
+      </w:r>
+      <w:r>
+        <w:t xml:space="preserve"> от общего числа голосов членов совета директоров.</w:t>
+      </w:r>
+    </w:p>
+    <w:p>
+      <w:r>
+        <w:t xml:space="preserve">6.8. Кворум определяется уставом: </w:t>
+      </w:r>
+      <w:r>
+        <w:t xml:space="preserve">доля брака не превышает 1 % партии</w:t>
       </w:r>
       <w:r>
         <w:t xml:space="preserve">.</w:t>

--- a/tests/corpus_v2/docs/cx_cession_0015.docx
+++ b/tests/corpus_v2/docs/cx_cession_0015.docx
@@ -1249,6 +1249,28 @@
       </w:r>
       <w:r>
         <w:t xml:space="preserve">доля брака не превышает 1 % партии</w:t>
+      </w:r>
+      <w:r>
+        <w:t xml:space="preserve">.</w:t>
+      </w:r>
+    </w:p>
+    <w:p>
+      <w:r>
+        <w:t xml:space="preserve">6.9. Финансирование предоставляется частями; первым выбирается </w:t>
+      </w:r>
+      <w:r>
+        <w:t xml:space="preserve">транш «Оборотный»</w:t>
+      </w:r>
+      <w:r>
+        <w:t xml:space="preserve"> согласно графику выборки.</w:t>
+      </w:r>
+    </w:p>
+    <w:p>
+      <w:r>
+        <w:t xml:space="preserve">6.10. Порядок дальнейшей выборки: </w:t>
+      </w:r>
+      <w:r>
+        <w:t xml:space="preserve">1-й транш перечисляется после подписания</w:t>
       </w:r>
       <w:r>
         <w:t xml:space="preserve">.</w:t>

--- a/tests/corpus_v2/docs/cx_cession_0015.docx
+++ b/tests/corpus_v2/docs/cx_cession_0015.docx
@@ -318,7 +318,7 @@
         <w:t xml:space="preserve">2.4. Порядок выборки: </w:t>
       </w:r>
       <w:r>
-        <w:t xml:space="preserve">первый транш</w:t>
+        <w:t xml:space="preserve">количество траншей</w:t>
       </w:r>
       <w:r>
         <w:t xml:space="preserve"> определяется приложением к Договору.</w:t>

--- a/tests/corpus_v2/docs/cx_cession_0015.docx
+++ b/tests/corpus_v2/docs/cx_cession_0015.docx
@@ -1168,10 +1168,32 @@
     </w:p>
     <w:p>
       <w:r>
-        <w:t xml:space="preserve">6.1. Работы выполняются на основании ранее заключённого Договора № </w:t>
-      </w:r>
-      <w:r>
-        <w:t xml:space="preserve">17595/001-сс</w:t>
+        <w:t xml:space="preserve">6.1. Стороны ранее заключили </w:t>
+      </w:r>
+      <w:r>
+        <w:t xml:space="preserve">лицензионный договор</w:t>
+      </w:r>
+      <w:r>
+        <w:t xml:space="preserve"> на сопоставимых условиях.</w:t>
+      </w:r>
+    </w:p>
+    <w:p>
+      <w:r>
+        <w:t xml:space="preserve">6.2. Прочие условия: </w:t>
+      </w:r>
+      <w:r>
+        <w:t xml:space="preserve">поставка товара осуществляется партиями по заявкам</w:t>
+      </w:r>
+      <w:r>
+        <w:t xml:space="preserve">.</w:t>
+      </w:r>
+    </w:p>
+    <w:p>
+      <w:r>
+        <w:t xml:space="preserve">6.3. Работы выполняются на основании ранее заключённого Договора № </w:t>
+      </w:r>
+      <w:r>
+        <w:t xml:space="preserve">118/2024-А</w:t>
       </w:r>
       <w:r>
         <w:t xml:space="preserve"> между теми же сторонами.</w:t>
@@ -1179,29 +1201,73 @@
     </w:p>
     <w:p>
       <w:r>
-        <w:t xml:space="preserve">6.2. Первичные документы: </w:t>
-      </w:r>
-      <w:r>
-        <w:t xml:space="preserve">как указано в пункте 4.2 настоящего Договора</w:t>
-      </w:r>
-      <w:r>
-        <w:t xml:space="preserve">.</w:t>
-      </w:r>
-    </w:p>
-    <w:p>
-      <w:r>
-        <w:t xml:space="preserve">6.3. Запись о лицензии внесена в реестр за регистрационным номером </w:t>
-      </w:r>
-      <w:r>
-        <w:t xml:space="preserve">144625873</w:t>
-      </w:r>
-      <w:r>
-        <w:t xml:space="preserve">.</w:t>
-      </w:r>
-    </w:p>
-    <w:p>
-      <w:r>
-        <w:t xml:space="preserve">6.4. Внутренний учёт ведётся отдельно: </w:t>
+        <w:t xml:space="preserve">6.4. Первичные документы: </w:t>
+      </w:r>
+      <w:r>
+        <w:t xml:space="preserve">счёт-фактура выставлена без ссылки на номер</w:t>
+      </w:r>
+      <w:r>
+        <w:t xml:space="preserve">.</w:t>
+      </w:r>
+    </w:p>
+    <w:p>
+      <w:r>
+        <w:t xml:space="preserve">6.5. Паспорт гражданина Российской Федерации выдан </w:t>
+      </w:r>
+      <w:r>
+        <w:t xml:space="preserve">Отделом внутренних дел «Тропарёво» г. Москвы</w:t>
+      </w:r>
+      <w:r>
+        <w:t xml:space="preserve">, паспорт предъявлен при подписании.</w:t>
+      </w:r>
+    </w:p>
+    <w:p>
+      <w:r>
+        <w:t xml:space="preserve">6.6. Сопутствующие сведения: </w:t>
+      </w:r>
+      <w:r>
+        <w:t xml:space="preserve">лицензия выдана Федеральной службой по надзору в сфере образования</w:t>
+      </w:r>
+      <w:r>
+        <w:t xml:space="preserve">.</w:t>
+      </w:r>
+    </w:p>
+    <w:p>
+      <w:r>
+        <w:t xml:space="preserve">6.7. Запись о государственной регистрации внесена регистрирующим органом: </w:t>
+      </w:r>
+      <w:r>
+        <w:t xml:space="preserve">ИФНС России по г. Наро-Фоминску Московской области</w:t>
+      </w:r>
+      <w:r>
+        <w:t xml:space="preserve">.</w:t>
+      </w:r>
+    </w:p>
+    <w:p>
+      <w:r>
+        <w:t xml:space="preserve">6.8. Общие сведения о регистрации: </w:t>
+      </w:r>
+      <w:r>
+        <w:t xml:space="preserve">выписка из Единого государственного реестра юридических лиц</w:t>
+      </w:r>
+      <w:r>
+        <w:t xml:space="preserve">.</w:t>
+      </w:r>
+    </w:p>
+    <w:p>
+      <w:r>
+        <w:t xml:space="preserve">6.9. Запись о лицензии внесена в реестр за регистрационным номером </w:t>
+      </w:r>
+      <w:r>
+        <w:t xml:space="preserve">268530417</w:t>
+      </w:r>
+      <w:r>
+        <w:t xml:space="preserve">.</w:t>
+      </w:r>
+    </w:p>
+    <w:p>
+      <w:r>
+        <w:t xml:space="preserve">6.10. Внутренний учёт ведётся отдельно: </w:t>
       </w:r>
       <w:r>
         <w:t xml:space="preserve">инвентарный номер 123456789</w:t>
@@ -1212,32 +1278,32 @@
     </w:p>
     <w:p>
       <w:r>
-        <w:t xml:space="preserve">6.5. Полномочия представителя подтверждены доверенностью, реестровый номер </w:t>
-      </w:r>
-      <w:r>
-        <w:t xml:space="preserve">50/121-н/50-2023-4-88</w:t>
-      </w:r>
-      <w:r>
-        <w:t xml:space="preserve">.</w:t>
-      </w:r>
-    </w:p>
-    <w:p>
-      <w:r>
-        <w:t xml:space="preserve">6.6. Для сопоставления в учёте указывается: </w:t>
-      </w:r>
-      <w:r>
-        <w:t xml:space="preserve">кадастровый номер 77:01:0004012:2211</w:t>
-      </w:r>
-      <w:r>
-        <w:t xml:space="preserve">.</w:t>
-      </w:r>
-    </w:p>
-    <w:p>
-      <w:r>
-        <w:t xml:space="preserve">6.7. Решение принято большинством в </w:t>
-      </w:r>
-      <w:r>
-        <w:t xml:space="preserve">25,5 % голосов от общего числа</w:t>
+        <w:t xml:space="preserve">6.11. Полномочия представителя подтверждены доверенностью, реестровый номер </w:t>
+      </w:r>
+      <w:r>
+        <w:t xml:space="preserve">16/89-н/16-2024-3-215</w:t>
+      </w:r>
+      <w:r>
+        <w:t xml:space="preserve">.</w:t>
+      </w:r>
+    </w:p>
+    <w:p>
+      <w:r>
+        <w:t xml:space="preserve">6.12. Для сопоставления в учёте указывается: </w:t>
+      </w:r>
+      <w:r>
+        <w:t xml:space="preserve">срок действия 12/2024-06/2025</w:t>
+      </w:r>
+      <w:r>
+        <w:t xml:space="preserve">.</w:t>
+      </w:r>
+    </w:p>
+    <w:p>
+      <w:r>
+        <w:t xml:space="preserve">6.13. Решение принято большинством в </w:t>
+      </w:r>
+      <w:r>
+        <w:t xml:space="preserve">75 % голосов</w:t>
       </w:r>
       <w:r>
         <w:t xml:space="preserve"> от общего числа голосов членов совета директоров.</w:t>
@@ -1245,7 +1311,7 @@
     </w:p>
     <w:p>
       <w:r>
-        <w:t xml:space="preserve">6.8. Кворум определяется уставом: </w:t>
+        <w:t xml:space="preserve">6.14. Кворум определяется уставом: </w:t>
       </w:r>
       <w:r>
         <w:t xml:space="preserve">доля брака не превышает 1 % партии</w:t>
@@ -1256,10 +1322,10 @@
     </w:p>
     <w:p>
       <w:r>
-        <w:t xml:space="preserve">6.9. Финансирование предоставляется частями; первым выбирается </w:t>
-      </w:r>
-      <w:r>
-        <w:t xml:space="preserve">транш «Оборотный»</w:t>
+        <w:t xml:space="preserve">6.15. Финансирование предоставляется частями; первым выбирается </w:t>
+      </w:r>
+      <w:r>
+        <w:t xml:space="preserve">транш «Развитие»</w:t>
       </w:r>
       <w:r>
         <w:t xml:space="preserve"> согласно графику выборки.</w:t>
@@ -1267,7 +1333,7 @@
     </w:p>
     <w:p>
       <w:r>
-        <w:t xml:space="preserve">6.10. Порядок дальнейшей выборки: </w:t>
+        <w:t xml:space="preserve">6.16. Порядок дальнейшей выборки: </w:t>
       </w:r>
       <w:r>
         <w:t xml:space="preserve">1-й транш перечисляется после подписания</w:t>

--- a/tests/corpus_v2/docs/cx_cession_0015.docx
+++ b/tests/corpus_v2/docs/cx_cession_0015.docx
@@ -39,7 +39,7 @@
         <w:t xml:space="preserve">     </w:t>
       </w:r>
       <w:r>
-        <w:t xml:space="preserve">«08» февраля 2023 г.</w:t>
+        <w:t xml:space="preserve">восьмого февраля 2023 года</w:t>
       </w:r>
     </w:p>
     <w:p/>
